--- a/Course Materials/Calc 3/Notes/Ch. 2 (Vector-Valued Functions)/2.2 Calculus of Vector-Valued Functions_Guide.docx
+++ b/Course Materials/Calc 3/Notes/Ch. 2 (Vector-Valued Functions)/2.2 Calculus of Vector-Valued Functions_Guide.docx
@@ -50,7 +50,18 @@
           <w:szCs w:val="24"/>
           <w:u w:val="single"/>
         </w:rPr>
-        <w:t>Recall:</w:t>
+        <w:t>Recall</w:t>
+      </w:r>
+      <w:proofErr w:type="gramStart"/>
+      <w:r>
+        <w:rPr>
+          <w:rFonts w:ascii="Times New Roman" w:hAnsi="Times New Roman" w:cs="Times New Roman"/>
+          <w:b/>
+          <w:sz w:val="24"/>
+          <w:szCs w:val="24"/>
+          <w:u w:val="single"/>
+        </w:rPr>
+        <w:t>:</w:t>
       </w:r>
       <w:r>
         <w:rPr>
@@ -66,7 +77,16 @@
           <w:sz w:val="24"/>
           <w:szCs w:val="24"/>
         </w:rPr>
-        <w:t xml:space="preserve">A </w:t>
+        <w:t>A</w:t>
+      </w:r>
+      <w:proofErr w:type="gramEnd"/>
+      <w:r>
+        <w:rPr>
+          <w:rFonts w:ascii="Times New Roman" w:hAnsi="Times New Roman" w:cs="Times New Roman"/>
+          <w:sz w:val="24"/>
+          <w:szCs w:val="24"/>
+        </w:rPr>
+        <w:t xml:space="preserve"> </w:t>
       </w:r>
       <w:r>
         <w:rPr>
@@ -76,14 +96,12 @@
         </w:rPr>
         <w:t xml:space="preserve">vector-valued function </w:t>
       </w:r>
-      <w:r>
-        <w:rPr>
-          <w:rFonts w:ascii="Times New Roman" w:hAnsi="Times New Roman" w:cs="Times New Roman"/>
+      <w:bookmarkStart w:id="0" w:name="MTBlankEqn"/>
+      <w:r>
+        <w:rPr>
           <w:position w:val="-14"/>
-          <w:sz w:val="24"/>
-          <w:szCs w:val="24"/>
-        </w:rPr>
-        <w:object w:dxaOrig="480" w:dyaOrig="400" w14:anchorId="3E3A2752">
+        </w:rPr>
+        <w:object w:dxaOrig="480" w:dyaOrig="400" w14:anchorId="66447D33">
           <v:shapetype id="_x0000_t75" coordsize="21600,21600" o:spt="75" o:preferrelative="t" path="m@4@5l@4@11@9@11@9@5xe" filled="f" stroked="f">
             <v:stroke joinstyle="miter"/>
             <v:formulas>
@@ -103,12 +121,13 @@
             <v:path o:extrusionok="f" gradientshapeok="t" o:connecttype="rect"/>
             <o:lock v:ext="edit" aspectratio="t"/>
           </v:shapetype>
-          <v:shape id="_x0000_i1025" type="#_x0000_t75" style="width:23.25pt;height:19.5pt" o:ole="">
+          <v:shape id="_x0000_i1136" type="#_x0000_t75" style="width:24pt;height:20.25pt" o:ole="">
             <v:imagedata r:id="rId8" o:title=""/>
           </v:shape>
-          <o:OLEObject Type="Embed" ProgID="Equation.DSMT4" ShapeID="_x0000_i1025" DrawAspect="Content" ObjectID="_1846091015" r:id="rId9"/>
+          <o:OLEObject Type="Embed" ProgID="Equation.DSMT4" ShapeID="_x0000_i1136" DrawAspect="Content" ObjectID="_1850529715" r:id="rId9"/>
         </w:object>
       </w:r>
+      <w:bookmarkEnd w:id="0"/>
       <w:r>
         <w:rPr>
           <w:rFonts w:ascii="Times New Roman" w:hAnsi="Times New Roman" w:cs="Times New Roman"/>
@@ -144,16 +163,13 @@
       </w:r>
       <w:r>
         <w:rPr>
-          <w:rFonts w:ascii="Times New Roman" w:hAnsi="Times New Roman" w:cs="Times New Roman"/>
           <w:position w:val="-6"/>
-          <w:sz w:val="24"/>
-          <w:szCs w:val="24"/>
-        </w:rPr>
-        <w:object w:dxaOrig="1120" w:dyaOrig="320" w14:anchorId="45819F84">
-          <v:shape id="_x0000_i1026" type="#_x0000_t75" style="width:55.5pt;height:16.5pt" o:ole="">
+        </w:rPr>
+        <w:object w:dxaOrig="1100" w:dyaOrig="320" w14:anchorId="703388F4">
+          <v:shape id="_x0000_i1143" type="#_x0000_t75" style="width:54.75pt;height:15.75pt" o:ole="">
             <v:imagedata r:id="rId10" o:title=""/>
           </v:shape>
-          <o:OLEObject Type="Embed" ProgID="Equation.DSMT4" ShapeID="_x0000_i1026" DrawAspect="Content" ObjectID="_1846091016" r:id="rId11"/>
+          <o:OLEObject Type="Embed" ProgID="Equation.DSMT4" ShapeID="_x0000_i1143" DrawAspect="Content" ObjectID="_1850529716" r:id="rId11"/>
         </w:object>
       </w:r>
       <w:r>
@@ -290,16 +306,13 @@
       </w:r>
       <w:r>
         <w:rPr>
-          <w:rFonts w:ascii="Times New Roman" w:hAnsi="Times New Roman" w:cs="Times New Roman"/>
           <w:position w:val="-14"/>
-          <w:sz w:val="24"/>
-          <w:szCs w:val="24"/>
-        </w:rPr>
-        <w:object w:dxaOrig="480" w:dyaOrig="400" w14:anchorId="2B6E0143">
-          <v:shape id="_x0000_i1027" type="#_x0000_t75" style="width:23.25pt;height:19.5pt" o:ole="">
-            <v:imagedata r:id="rId8" o:title=""/>
+        </w:rPr>
+        <w:object w:dxaOrig="480" w:dyaOrig="400" w14:anchorId="5B488256">
+          <v:shape id="_x0000_i1148" type="#_x0000_t75" style="width:24pt;height:20.25pt" o:ole="">
+            <v:imagedata r:id="rId13" o:title=""/>
           </v:shape>
-          <o:OLEObject Type="Embed" ProgID="Equation.DSMT4" ShapeID="_x0000_i1027" DrawAspect="Content" ObjectID="_1846091017" r:id="rId13"/>
+          <o:OLEObject Type="Embed" ProgID="Equation.DSMT4" ShapeID="_x0000_i1148" DrawAspect="Content" ObjectID="_1850529717" r:id="rId14"/>
         </w:object>
       </w:r>
       <w:r>
@@ -421,16 +434,13 @@
             </w:r>
             <w:r>
               <w:rPr>
-                <w:rFonts w:ascii="Times New Roman" w:hAnsi="Times New Roman" w:cs="Times New Roman"/>
                 <w:position w:val="-14"/>
-                <w:sz w:val="24"/>
-                <w:szCs w:val="24"/>
-              </w:rPr>
-              <w:object w:dxaOrig="480" w:dyaOrig="400" w14:anchorId="288E4076">
-                <v:shape id="_x0000_i1028" type="#_x0000_t75" style="width:23.25pt;height:19.5pt" o:ole="">
-                  <v:imagedata r:id="rId8" o:title=""/>
+              </w:rPr>
+              <w:object w:dxaOrig="480" w:dyaOrig="400" w14:anchorId="3D274311">
+                <v:shape id="_x0000_i1153" type="#_x0000_t75" style="width:24pt;height:20.25pt" o:ole="">
+                  <v:imagedata r:id="rId15" o:title=""/>
                 </v:shape>
-                <o:OLEObject Type="Embed" ProgID="Equation.DSMT4" ShapeID="_x0000_i1028" DrawAspect="Content" ObjectID="_1846091018" r:id="rId14"/>
+                <o:OLEObject Type="Embed" ProgID="Equation.DSMT4" ShapeID="_x0000_i1153" DrawAspect="Content" ObjectID="_1850529718" r:id="rId16"/>
               </w:object>
             </w:r>
             <w:r>
@@ -505,16 +515,13 @@
             </w:pPr>
             <w:r>
               <w:rPr>
-                <w:rFonts w:ascii="Times New Roman" w:hAnsi="Times New Roman" w:cs="Times New Roman"/>
                 <w:position w:val="-20"/>
-                <w:sz w:val="24"/>
-                <w:szCs w:val="24"/>
-              </w:rPr>
-              <w:object w:dxaOrig="1219" w:dyaOrig="460" w14:anchorId="57E39B6A">
-                <v:shape id="_x0000_i1029" type="#_x0000_t75" style="width:60.75pt;height:23.25pt" o:ole="">
-                  <v:imagedata r:id="rId15" o:title=""/>
+              </w:rPr>
+              <w:object w:dxaOrig="1219" w:dyaOrig="460" w14:anchorId="3D2EF1A7">
+                <v:shape id="_x0000_i1159" type="#_x0000_t75" style="width:60.75pt;height:23.25pt" o:ole="">
+                  <v:imagedata r:id="rId17" o:title=""/>
                 </v:shape>
-                <o:OLEObject Type="Embed" ProgID="Equation.DSMT4" ShapeID="_x0000_i1029" DrawAspect="Content" ObjectID="_1846091019" r:id="rId16"/>
+                <o:OLEObject Type="Embed" ProgID="Equation.DSMT4" ShapeID="_x0000_i1159" DrawAspect="Content" ObjectID="_1850529719" r:id="rId18"/>
               </w:object>
             </w:r>
           </w:p>
@@ -548,16 +555,13 @@
             </w:pPr>
             <w:r>
               <w:rPr>
-                <w:rFonts w:ascii="Times New Roman" w:hAnsi="Times New Roman" w:cs="Times New Roman"/>
                 <w:position w:val="-20"/>
-                <w:sz w:val="24"/>
-                <w:szCs w:val="24"/>
-              </w:rPr>
-              <w:object w:dxaOrig="1700" w:dyaOrig="480" w14:anchorId="173E7D26">
-                <v:shape id="_x0000_i1030" type="#_x0000_t75" style="width:85.5pt;height:23.25pt" o:ole="">
-                  <v:imagedata r:id="rId17" o:title=""/>
+              </w:rPr>
+              <w:object w:dxaOrig="1700" w:dyaOrig="480" w14:anchorId="5B2CE8B7">
+                <v:shape id="_x0000_i1164" type="#_x0000_t75" style="width:84.75pt;height:24pt" o:ole="">
+                  <v:imagedata r:id="rId19" o:title=""/>
                 </v:shape>
-                <o:OLEObject Type="Embed" ProgID="Equation.DSMT4" ShapeID="_x0000_i1030" DrawAspect="Content" ObjectID="_1846091020" r:id="rId18"/>
+                <o:OLEObject Type="Embed" ProgID="Equation.DSMT4" ShapeID="_x0000_i1164" DrawAspect="Content" ObjectID="_1850529720" r:id="rId20"/>
               </w:object>
             </w:r>
           </w:p>
@@ -625,7 +629,7 @@
                     </pic:cNvPicPr>
                   </pic:nvPicPr>
                   <pic:blipFill>
-                    <a:blip r:embed="rId19">
+                    <a:blip r:embed="rId21">
                       <a:extLst>
                         <a:ext uri="{28A0092B-C50C-407E-A947-70E740481C1C}">
                           <a14:useLocalDpi xmlns:a14="http://schemas.microsoft.com/office/drawing/2010/main" val="0"/>
@@ -679,7 +683,17 @@
           <w:sz w:val="24"/>
           <w:szCs w:val="24"/>
         </w:rPr>
-        <w:t>Note:</w:t>
+        <w:t>Note</w:t>
+      </w:r>
+      <w:proofErr w:type="gramStart"/>
+      <w:r>
+        <w:rPr>
+          <w:rFonts w:ascii="Times New Roman" w:hAnsi="Times New Roman" w:cs="Times New Roman"/>
+          <w:i/>
+          <w:sz w:val="24"/>
+          <w:szCs w:val="24"/>
+        </w:rPr>
+        <w:t>:</w:t>
       </w:r>
       <w:r>
         <w:rPr>
@@ -696,20 +710,27 @@
           <w:sz w:val="24"/>
           <w:szCs w:val="24"/>
         </w:rPr>
-        <w:t xml:space="preserve">It is important to see that the limit of </w:t>
-      </w:r>
-      <w:r>
-        <w:rPr>
-          <w:rFonts w:ascii="Times New Roman" w:hAnsi="Times New Roman" w:cs="Times New Roman"/>
+        <w:t>It</w:t>
+      </w:r>
+      <w:proofErr w:type="gramEnd"/>
+      <w:r>
+        <w:rPr>
+          <w:rFonts w:ascii="Times New Roman" w:hAnsi="Times New Roman" w:cs="Times New Roman"/>
+          <w:i/>
+          <w:sz w:val="24"/>
+          <w:szCs w:val="24"/>
+        </w:rPr>
+        <w:t xml:space="preserve"> is important to see that the limit of </w:t>
+      </w:r>
+      <w:r>
+        <w:rPr>
           <w:position w:val="-14"/>
-          <w:sz w:val="24"/>
-          <w:szCs w:val="24"/>
-        </w:rPr>
-        <w:object w:dxaOrig="480" w:dyaOrig="400" w14:anchorId="33F4D411">
-          <v:shape id="_x0000_i1031" type="#_x0000_t75" style="width:23.25pt;height:19.5pt" o:ole="">
-            <v:imagedata r:id="rId8" o:title=""/>
+        </w:rPr>
+        <w:object w:dxaOrig="480" w:dyaOrig="400" w14:anchorId="5385BDE2">
+          <v:shape id="_x0000_i1169" type="#_x0000_t75" style="width:24pt;height:20.25pt" o:ole="">
+            <v:imagedata r:id="rId22" o:title=""/>
           </v:shape>
-          <o:OLEObject Type="Embed" ProgID="Equation.DSMT4" ShapeID="_x0000_i1031" DrawAspect="Content" ObjectID="_1846091021" r:id="rId20"/>
+          <o:OLEObject Type="Embed" ProgID="Equation.DSMT4" ShapeID="_x0000_i1169" DrawAspect="Content" ObjectID="_1850529721" r:id="rId23"/>
         </w:object>
       </w:r>
       <w:r>
@@ -816,8 +837,9 @@
           <w:sz w:val="24"/>
           <w:szCs w:val="24"/>
         </w:rPr>
-        <w:t xml:space="preserve">  Therefore, we don’t imagine we following points on the curve when we </w:t>
-      </w:r>
+        <w:t xml:space="preserve">  Therefore, we don’t imagine we </w:t>
+      </w:r>
+      <w:proofErr w:type="gramStart"/>
       <w:r>
         <w:rPr>
           <w:rFonts w:ascii="Times New Roman" w:hAnsi="Times New Roman" w:cs="Times New Roman"/>
@@ -825,45 +847,56 @@
           <w:sz w:val="24"/>
           <w:szCs w:val="24"/>
         </w:rPr>
+        <w:t>following</w:t>
+      </w:r>
+      <w:proofErr w:type="gramEnd"/>
+      <w:r>
+        <w:rPr>
+          <w:rFonts w:ascii="Times New Roman" w:hAnsi="Times New Roman" w:cs="Times New Roman"/>
+          <w:i/>
+          <w:sz w:val="24"/>
+          <w:szCs w:val="24"/>
+        </w:rPr>
+        <w:t xml:space="preserve"> points on the curve when we </w:t>
+      </w:r>
+      <w:r>
+        <w:rPr>
+          <w:rFonts w:ascii="Times New Roman" w:hAnsi="Times New Roman" w:cs="Times New Roman"/>
+          <w:i/>
+          <w:sz w:val="24"/>
+          <w:szCs w:val="24"/>
+        </w:rPr>
         <w:t xml:space="preserve">evaluate the limit of </w:t>
       </w:r>
       <w:r>
         <w:rPr>
+          <w:position w:val="-14"/>
+        </w:rPr>
+        <w:object w:dxaOrig="480" w:dyaOrig="400" w14:anchorId="76A1EBC6">
+          <v:shape id="_x0000_i1174" type="#_x0000_t75" style="width:24pt;height:20.25pt" o:ole="">
+            <v:imagedata r:id="rId24" o:title=""/>
+          </v:shape>
+          <o:OLEObject Type="Embed" ProgID="Equation.DSMT4" ShapeID="_x0000_i1174" DrawAspect="Content" ObjectID="_1850529722" r:id="rId25"/>
+        </w:object>
+      </w:r>
+      <w:r>
+        <w:rPr>
           <w:rFonts w:ascii="Times New Roman" w:hAnsi="Times New Roman" w:cs="Times New Roman"/>
           <w:i/>
+          <w:sz w:val="24"/>
+          <w:szCs w:val="24"/>
+        </w:rPr>
+        <w:t xml:space="preserve">, but rather we are following the sequence of vectors since </w:t>
+      </w:r>
+      <w:r>
+        <w:rPr>
           <w:position w:val="-14"/>
-          <w:sz w:val="24"/>
-          <w:szCs w:val="24"/>
-        </w:rPr>
-        <w:object w:dxaOrig="480" w:dyaOrig="400" w14:anchorId="6F2F25E3">
-          <v:shape id="_x0000_i1032" type="#_x0000_t75" style="width:23.25pt;height:19.5pt" o:ole="">
-            <v:imagedata r:id="rId8" o:title=""/>
+        </w:rPr>
+        <w:object w:dxaOrig="480" w:dyaOrig="400" w14:anchorId="0F850E6C">
+          <v:shape id="_x0000_i1180" type="#_x0000_t75" style="width:24pt;height:20.25pt" o:ole="">
+            <v:imagedata r:id="rId26" o:title=""/>
           </v:shape>
-          <o:OLEObject Type="Embed" ProgID="Equation.DSMT4" ShapeID="_x0000_i1032" DrawAspect="Content" ObjectID="_1846091022" r:id="rId21"/>
-        </w:object>
-      </w:r>
-      <w:r>
-        <w:rPr>
-          <w:rFonts w:ascii="Times New Roman" w:hAnsi="Times New Roman" w:cs="Times New Roman"/>
-          <w:i/>
-          <w:sz w:val="24"/>
-          <w:szCs w:val="24"/>
-        </w:rPr>
-        <w:t xml:space="preserve">, but rather we are following the sequence of vectors since </w:t>
-      </w:r>
-      <w:r>
-        <w:rPr>
-          <w:rFonts w:ascii="Times New Roman" w:hAnsi="Times New Roman" w:cs="Times New Roman"/>
-          <w:i/>
-          <w:position w:val="-14"/>
-          <w:sz w:val="24"/>
-          <w:szCs w:val="24"/>
-        </w:rPr>
-        <w:object w:dxaOrig="480" w:dyaOrig="400" w14:anchorId="37CC7A56">
-          <v:shape id="_x0000_i1033" type="#_x0000_t75" style="width:23.25pt;height:19.5pt" o:ole="">
-            <v:imagedata r:id="rId8" o:title=""/>
-          </v:shape>
-          <o:OLEObject Type="Embed" ProgID="Equation.DSMT4" ShapeID="_x0000_i1033" DrawAspect="Content" ObjectID="_1846091023" r:id="rId22"/>
+          <o:OLEObject Type="Embed" ProgID="Equation.DSMT4" ShapeID="_x0000_i1180" DrawAspect="Content" ObjectID="_1850529723" r:id="rId27"/>
         </w:object>
       </w:r>
       <w:r>
@@ -994,16 +1027,13 @@
             </w:r>
             <w:r>
               <w:rPr>
-                <w:rFonts w:ascii="Times New Roman" w:hAnsi="Times New Roman" w:cs="Times New Roman"/>
                 <w:position w:val="-14"/>
-                <w:sz w:val="24"/>
-                <w:szCs w:val="24"/>
-              </w:rPr>
-              <w:object w:dxaOrig="2240" w:dyaOrig="400" w14:anchorId="0986F037">
-                <v:shape id="_x0000_i1034" type="#_x0000_t75" style="width:112.45pt;height:19.5pt" o:ole="">
-                  <v:imagedata r:id="rId23" o:title=""/>
+              </w:rPr>
+              <w:object w:dxaOrig="2240" w:dyaOrig="400" w14:anchorId="415AFAF4">
+                <v:shape id="_x0000_i1186" type="#_x0000_t75" style="width:111.75pt;height:20.25pt" o:ole="">
+                  <v:imagedata r:id="rId28" o:title=""/>
                 </v:shape>
-                <o:OLEObject Type="Embed" ProgID="Equation.DSMT4" ShapeID="_x0000_i1034" DrawAspect="Content" ObjectID="_1846091024" r:id="rId24"/>
+                <o:OLEObject Type="Embed" ProgID="Equation.DSMT4" ShapeID="_x0000_i1186" DrawAspect="Content" ObjectID="_1850529724" r:id="rId29"/>
               </w:object>
             </w:r>
             <w:r>
@@ -1016,16 +1046,13 @@
             </w:r>
             <w:r>
               <w:rPr>
-                <w:rFonts w:ascii="Times New Roman" w:hAnsi="Times New Roman" w:cs="Times New Roman"/>
                 <w:position w:val="-20"/>
-                <w:sz w:val="24"/>
-                <w:szCs w:val="24"/>
-              </w:rPr>
-              <w:object w:dxaOrig="820" w:dyaOrig="460" w14:anchorId="727577D9">
-                <v:shape id="_x0000_i1035" type="#_x0000_t75" style="width:41.25pt;height:23.25pt" o:ole="">
-                  <v:imagedata r:id="rId25" o:title=""/>
+              </w:rPr>
+              <w:object w:dxaOrig="820" w:dyaOrig="460" w14:anchorId="52DE1DF3">
+                <v:shape id="_x0000_i1191" type="#_x0000_t75" style="width:41.25pt;height:23.25pt" o:ole="">
+                  <v:imagedata r:id="rId30" o:title=""/>
                 </v:shape>
-                <o:OLEObject Type="Embed" ProgID="Equation.DSMT4" ShapeID="_x0000_i1035" DrawAspect="Content" ObjectID="_1846091025" r:id="rId26"/>
+                <o:OLEObject Type="Embed" ProgID="Equation.DSMT4" ShapeID="_x0000_i1191" DrawAspect="Content" ObjectID="_1850529725" r:id="rId31"/>
               </w:object>
             </w:r>
             <w:r>
@@ -1107,7 +1134,27 @@
           <w:sz w:val="24"/>
           <w:szCs w:val="24"/>
         </w:rPr>
-        <w:t>Proof:  Omitted, but it follows from the above definition</w:t>
+        <w:t>Proof</w:t>
+      </w:r>
+      <w:proofErr w:type="gramStart"/>
+      <w:r>
+        <w:rPr>
+          <w:rFonts w:ascii="Times New Roman" w:hAnsi="Times New Roman" w:cs="Times New Roman"/>
+          <w:i/>
+          <w:sz w:val="24"/>
+          <w:szCs w:val="24"/>
+        </w:rPr>
+        <w:t>:  Omitted</w:t>
+      </w:r>
+      <w:proofErr w:type="gramEnd"/>
+      <w:r>
+        <w:rPr>
+          <w:rFonts w:ascii="Times New Roman" w:hAnsi="Times New Roman" w:cs="Times New Roman"/>
+          <w:i/>
+          <w:sz w:val="24"/>
+          <w:szCs w:val="24"/>
+        </w:rPr>
+        <w:t>, but it follows from the above definition</w:t>
       </w:r>
       <w:r>
         <w:rPr>
@@ -1188,28 +1235,44 @@
                 <w:sz w:val="24"/>
                 <w:szCs w:val="24"/>
               </w:rPr>
-              <w:t>Definition:</w:t>
-            </w:r>
-            <w:r>
-              <w:rPr>
-                <w:rFonts w:ascii="Times New Roman" w:hAnsi="Times New Roman" w:cs="Times New Roman"/>
-                <w:sz w:val="24"/>
-                <w:szCs w:val="24"/>
-              </w:rPr>
-              <w:t xml:space="preserve">  A vector function </w:t>
-            </w:r>
-            <w:r>
-              <w:rPr>
-                <w:rFonts w:ascii="Times New Roman" w:hAnsi="Times New Roman" w:cs="Times New Roman"/>
+              <w:t>Definition</w:t>
+            </w:r>
+            <w:proofErr w:type="gramStart"/>
+            <w:r>
+              <w:rPr>
+                <w:rFonts w:ascii="Times New Roman" w:hAnsi="Times New Roman" w:cs="Times New Roman"/>
+                <w:b/>
+                <w:sz w:val="24"/>
+                <w:szCs w:val="24"/>
+              </w:rPr>
+              <w:t>:</w:t>
+            </w:r>
+            <w:r>
+              <w:rPr>
+                <w:rFonts w:ascii="Times New Roman" w:hAnsi="Times New Roman" w:cs="Times New Roman"/>
+                <w:sz w:val="24"/>
+                <w:szCs w:val="24"/>
+              </w:rPr>
+              <w:t xml:space="preserve">  A</w:t>
+            </w:r>
+            <w:proofErr w:type="gramEnd"/>
+            <w:r>
+              <w:rPr>
+                <w:rFonts w:ascii="Times New Roman" w:hAnsi="Times New Roman" w:cs="Times New Roman"/>
+                <w:sz w:val="24"/>
+                <w:szCs w:val="24"/>
+              </w:rPr>
+              <w:t xml:space="preserve"> vector function </w:t>
+            </w:r>
+            <w:r>
+              <w:rPr>
                 <w:position w:val="-14"/>
-                <w:sz w:val="24"/>
-                <w:szCs w:val="24"/>
-              </w:rPr>
-              <w:object w:dxaOrig="480" w:dyaOrig="400" w14:anchorId="3C78D2B5">
-                <v:shape id="_x0000_i1036" type="#_x0000_t75" style="width:23.25pt;height:19.5pt" o:ole="">
-                  <v:imagedata r:id="rId27" o:title=""/>
+              </w:rPr>
+              <w:object w:dxaOrig="480" w:dyaOrig="400" w14:anchorId="631BB8E1">
+                <v:shape id="_x0000_i1196" type="#_x0000_t75" style="width:24pt;height:20.25pt" o:ole="">
+                  <v:imagedata r:id="rId32" o:title=""/>
                 </v:shape>
-                <o:OLEObject Type="Embed" ProgID="Equation.DSMT4" ShapeID="_x0000_i1036" DrawAspect="Content" ObjectID="_1846091026" r:id="rId28"/>
+                <o:OLEObject Type="Embed" ProgID="Equation.DSMT4" ShapeID="_x0000_i1196" DrawAspect="Content" ObjectID="_1850529726" r:id="rId33"/>
               </w:object>
             </w:r>
             <w:r>
@@ -1229,6 +1292,8 @@
               </w:rPr>
               <w:t xml:space="preserve">continuous at </w:t>
             </w:r>
+            <w:proofErr w:type="spellStart"/>
+            <w:proofErr w:type="gramStart"/>
             <w:r>
               <w:rPr>
                 <w:rFonts w:ascii="Times New Roman" w:hAnsi="Times New Roman" w:cs="Times New Roman"/>
@@ -1239,6 +1304,8 @@
               </w:rPr>
               <w:t>a</w:t>
             </w:r>
+            <w:proofErr w:type="spellEnd"/>
+            <w:proofErr w:type="gramEnd"/>
             <w:r>
               <w:rPr>
                 <w:rFonts w:ascii="Times New Roman" w:hAnsi="Times New Roman" w:cs="Times New Roman"/>
@@ -1324,16 +1391,9 @@
                 <w:sz w:val="24"/>
                 <w:szCs w:val="24"/>
               </w:rPr>
-              <w:t>Theorem:</w:t>
-            </w:r>
-            <w:r>
-              <w:rPr>
-                <w:rFonts w:ascii="Times New Roman" w:hAnsi="Times New Roman" w:cs="Times New Roman"/>
-                <w:sz w:val="24"/>
-                <w:szCs w:val="24"/>
-              </w:rPr>
-              <w:t xml:space="preserve">  A vector function </w:t>
-            </w:r>
+              <w:t>Theorem</w:t>
+            </w:r>
+            <w:proofErr w:type="gramStart"/>
             <w:r>
               <w:rPr>
                 <w:rFonts w:ascii="Times New Roman" w:hAnsi="Times New Roman" w:cs="Times New Roman"/>
@@ -1341,6 +1401,32 @@
                 <w:sz w:val="24"/>
                 <w:szCs w:val="24"/>
               </w:rPr>
+              <w:t>:</w:t>
+            </w:r>
+            <w:r>
+              <w:rPr>
+                <w:rFonts w:ascii="Times New Roman" w:hAnsi="Times New Roman" w:cs="Times New Roman"/>
+                <w:sz w:val="24"/>
+                <w:szCs w:val="24"/>
+              </w:rPr>
+              <w:t xml:space="preserve">  A</w:t>
+            </w:r>
+            <w:proofErr w:type="gramEnd"/>
+            <w:r>
+              <w:rPr>
+                <w:rFonts w:ascii="Times New Roman" w:hAnsi="Times New Roman" w:cs="Times New Roman"/>
+                <w:sz w:val="24"/>
+                <w:szCs w:val="24"/>
+              </w:rPr>
+              <w:t xml:space="preserve"> vector function </w:t>
+            </w:r>
+            <w:r>
+              <w:rPr>
+                <w:rFonts w:ascii="Times New Roman" w:hAnsi="Times New Roman" w:cs="Times New Roman"/>
+                <w:b/>
+                <w:sz w:val="24"/>
+                <w:szCs w:val="24"/>
+              </w:rPr>
               <w:t>r</w:t>
             </w:r>
             <w:r>
@@ -1351,6 +1437,8 @@
               </w:rPr>
               <w:t xml:space="preserve"> is continuous at </w:t>
             </w:r>
+            <w:proofErr w:type="spellStart"/>
+            <w:proofErr w:type="gramStart"/>
             <w:r>
               <w:rPr>
                 <w:rFonts w:ascii="Times New Roman" w:hAnsi="Times New Roman" w:cs="Times New Roman"/>
@@ -1360,6 +1448,8 @@
               </w:rPr>
               <w:t>a</w:t>
             </w:r>
+            <w:proofErr w:type="spellEnd"/>
+            <w:proofErr w:type="gramEnd"/>
             <w:r>
               <w:rPr>
                 <w:rFonts w:ascii="Times New Roman" w:hAnsi="Times New Roman" w:cs="Times New Roman"/>
@@ -1437,16 +1527,13 @@
       </w:r>
       <w:r>
         <w:rPr>
-          <w:rFonts w:ascii="Times New Roman" w:hAnsi="Times New Roman" w:cs="Times New Roman"/>
           <w:position w:val="-10"/>
-          <w:sz w:val="24"/>
-          <w:szCs w:val="24"/>
-        </w:rPr>
-        <w:object w:dxaOrig="1100" w:dyaOrig="320" w14:anchorId="6BCD3CFE">
-          <v:shape id="_x0000_i1037" type="#_x0000_t75" style="width:55.5pt;height:16.5pt" o:ole="">
-            <v:imagedata r:id="rId29" o:title=""/>
+        </w:rPr>
+        <w:object w:dxaOrig="1080" w:dyaOrig="320" w14:anchorId="71C8902E">
+          <v:shape id="_x0000_i1201" type="#_x0000_t75" style="width:54pt;height:15.75pt" o:ole="">
+            <v:imagedata r:id="rId34" o:title=""/>
           </v:shape>
-          <o:OLEObject Type="Embed" ProgID="Equation.DSMT4" ShapeID="_x0000_i1037" DrawAspect="Content" ObjectID="_1846091027" r:id="rId30"/>
+          <o:OLEObject Type="Embed" ProgID="Equation.DSMT4" ShapeID="_x0000_i1201" DrawAspect="Content" ObjectID="_1850529727" r:id="rId35"/>
         </w:object>
       </w:r>
       <w:r>
@@ -1498,6 +1585,7 @@
         </w:rPr>
         <w:t>1</w:t>
       </w:r>
+      <w:proofErr w:type="gramStart"/>
       <w:r>
         <w:rPr>
           <w:rFonts w:ascii="Times New Roman" w:hAnsi="Times New Roman" w:cs="Times New Roman"/>
@@ -1514,20 +1602,26 @@
           <w:sz w:val="24"/>
           <w:szCs w:val="24"/>
         </w:rPr>
-        <w:t xml:space="preserve">  Consider the vector function </w:t>
-      </w:r>
-      <w:r>
-        <w:rPr>
-          <w:rFonts w:ascii="Times New Roman" w:hAnsi="Times New Roman" w:cs="Times New Roman"/>
+        <w:t xml:space="preserve">  Consider</w:t>
+      </w:r>
+      <w:proofErr w:type="gramEnd"/>
+      <w:r>
+        <w:rPr>
+          <w:rFonts w:ascii="Times New Roman" w:hAnsi="Times New Roman" w:cs="Times New Roman"/>
+          <w:sz w:val="24"/>
+          <w:szCs w:val="24"/>
+        </w:rPr>
+        <w:t xml:space="preserve"> the vector function </w:t>
+      </w:r>
+      <w:r>
+        <w:rPr>
           <w:position w:val="-34"/>
-          <w:sz w:val="24"/>
-          <w:szCs w:val="24"/>
-        </w:rPr>
-        <w:object w:dxaOrig="3960" w:dyaOrig="800" w14:anchorId="1F4955D7">
-          <v:shape id="_x0000_i1038" type="#_x0000_t75" style="width:198.8pt;height:40.5pt" o:ole="">
-            <v:imagedata r:id="rId31" o:title=""/>
+        </w:rPr>
+        <w:object w:dxaOrig="3960" w:dyaOrig="800" w14:anchorId="35984B3E">
+          <v:shape id="_x0000_i1207" type="#_x0000_t75" style="width:198pt;height:39.75pt" o:ole="">
+            <v:imagedata r:id="rId36" o:title=""/>
           </v:shape>
-          <o:OLEObject Type="Embed" ProgID="Equation.DSMT4" ShapeID="_x0000_i1038" DrawAspect="Content" ObjectID="_1846091028" r:id="rId32"/>
+          <o:OLEObject Type="Embed" ProgID="Equation.DSMT4" ShapeID="_x0000_i1207" DrawAspect="Content" ObjectID="_1850529728" r:id="rId37"/>
         </w:object>
       </w:r>
       <w:r>
@@ -1562,16 +1656,13 @@
       </w:r>
       <w:r>
         <w:rPr>
-          <w:rFonts w:ascii="Times New Roman" w:hAnsi="Times New Roman" w:cs="Times New Roman"/>
           <w:position w:val="-20"/>
-          <w:sz w:val="24"/>
-          <w:szCs w:val="24"/>
-        </w:rPr>
-        <w:object w:dxaOrig="820" w:dyaOrig="460" w14:anchorId="319B51CF">
-          <v:shape id="_x0000_i1039" type="#_x0000_t75" style="width:40.5pt;height:21pt" o:ole="">
-            <v:imagedata r:id="rId33" o:title=""/>
+        </w:rPr>
+        <w:object w:dxaOrig="820" w:dyaOrig="460" w14:anchorId="061FC66D">
+          <v:shape id="_x0000_i1212" type="#_x0000_t75" style="width:41.25pt;height:23.25pt" o:ole="">
+            <v:imagedata r:id="rId38" o:title=""/>
           </v:shape>
-          <o:OLEObject Type="Embed" ProgID="Equation.DSMT4" ShapeID="_x0000_i1039" DrawAspect="Content" ObjectID="_1846091029" r:id="rId34"/>
+          <o:OLEObject Type="Embed" ProgID="Equation.DSMT4" ShapeID="_x0000_i1212" DrawAspect="Content" ObjectID="_1850529729" r:id="rId39"/>
         </w:object>
       </w:r>
       <w:r>
@@ -1858,7 +1949,17 @@
                 <w:sz w:val="24"/>
                 <w:szCs w:val="24"/>
               </w:rPr>
-              <w:t>Definition:</w:t>
+              <w:t>Definition</w:t>
+            </w:r>
+            <w:proofErr w:type="gramStart"/>
+            <w:r>
+              <w:rPr>
+                <w:rFonts w:ascii="Times New Roman" w:hAnsi="Times New Roman" w:cs="Times New Roman"/>
+                <w:b/>
+                <w:sz w:val="24"/>
+                <w:szCs w:val="24"/>
+              </w:rPr>
+              <w:t>:</w:t>
             </w:r>
             <w:r>
               <w:rPr>
@@ -1874,7 +1975,16 @@
                 <w:sz w:val="24"/>
                 <w:szCs w:val="24"/>
               </w:rPr>
-              <w:t xml:space="preserve">The </w:t>
+              <w:t>The</w:t>
+            </w:r>
+            <w:proofErr w:type="gramEnd"/>
+            <w:r>
+              <w:rPr>
+                <w:rFonts w:ascii="Times New Roman" w:hAnsi="Times New Roman" w:cs="Times New Roman"/>
+                <w:sz w:val="24"/>
+                <w:szCs w:val="24"/>
+              </w:rPr>
+              <w:t xml:space="preserve"> </w:t>
             </w:r>
             <w:r>
               <w:rPr>
@@ -1912,16 +2022,13 @@
             </w:r>
             <w:r>
               <w:rPr>
-                <w:rFonts w:ascii="Times New Roman" w:hAnsi="Times New Roman" w:cs="Times New Roman"/>
                 <w:position w:val="-24"/>
-                <w:sz w:val="24"/>
-                <w:szCs w:val="24"/>
-              </w:rPr>
-              <w:object w:dxaOrig="3000" w:dyaOrig="660" w14:anchorId="349D7AC7">
-                <v:shape id="_x0000_i1040" type="#_x0000_t75" style="width:149.25pt;height:33.75pt" o:ole="">
-                  <v:imagedata r:id="rId35" o:title=""/>
+              </w:rPr>
+              <w:object w:dxaOrig="3000" w:dyaOrig="660" w14:anchorId="62FD10B2">
+                <v:shape id="_x0000_i1218" type="#_x0000_t75" style="width:150pt;height:33pt" o:ole="">
+                  <v:imagedata r:id="rId40" o:title=""/>
                 </v:shape>
-                <o:OLEObject Type="Embed" ProgID="Equation.DSMT4" ShapeID="_x0000_i1040" DrawAspect="Content" ObjectID="_1846091030" r:id="rId36"/>
+                <o:OLEObject Type="Embed" ProgID="Equation.DSMT4" ShapeID="_x0000_i1218" DrawAspect="Content" ObjectID="_1850529730" r:id="rId41"/>
               </w:object>
             </w:r>
             <w:r>
@@ -2019,7 +2126,7 @@
                     </pic:cNvPicPr>
                   </pic:nvPicPr>
                   <pic:blipFill>
-                    <a:blip r:embed="rId37">
+                    <a:blip r:embed="rId42">
                       <a:extLst>
                         <a:ext uri="{28A0092B-C50C-407E-A947-70E740481C1C}">
                           <a14:useLocalDpi xmlns:a14="http://schemas.microsoft.com/office/drawing/2010/main" val="0"/>
@@ -2070,8 +2177,18 @@
           <w:sz w:val="24"/>
           <w:szCs w:val="24"/>
         </w:rPr>
-        <w:t xml:space="preserve">tively, one can imagine that as </w:t>
-      </w:r>
+        <w:t xml:space="preserve">tively, one can imagine that </w:t>
+      </w:r>
+      <w:proofErr w:type="spellStart"/>
+      <w:r>
+        <w:rPr>
+          <w:rFonts w:ascii="Times New Roman" w:hAnsi="Times New Roman" w:cs="Times New Roman"/>
+          <w:sz w:val="24"/>
+          <w:szCs w:val="24"/>
+        </w:rPr>
+        <w:t xml:space="preserve">as </w:t>
+      </w:r>
+      <w:proofErr w:type="gramStart"/>
       <w:r>
         <w:rPr>
           <w:rFonts w:ascii="Times New Roman" w:hAnsi="Times New Roman" w:cs="Times New Roman"/>
@@ -2081,26 +2198,33 @@
         </w:rPr>
         <w:t>h</w:t>
       </w:r>
-      <w:r>
-        <w:rPr>
-          <w:rFonts w:ascii="Times New Roman" w:hAnsi="Times New Roman" w:cs="Times New Roman"/>
-          <w:sz w:val="24"/>
-          <w:szCs w:val="24"/>
-        </w:rPr>
-        <w:t xml:space="preserve"> approaches 0 the vector in orange will approach the vector in green (which is tangent to the curve at the terminal point of </w:t>
-      </w:r>
-      <w:r>
-        <w:rPr>
-          <w:rFonts w:ascii="Times New Roman" w:hAnsi="Times New Roman" w:cs="Times New Roman"/>
+      <w:proofErr w:type="spellEnd"/>
+      <w:r>
+        <w:rPr>
+          <w:rFonts w:ascii="Times New Roman" w:hAnsi="Times New Roman" w:cs="Times New Roman"/>
+          <w:sz w:val="24"/>
+          <w:szCs w:val="24"/>
+        </w:rPr>
+        <w:t xml:space="preserve"> approaches</w:t>
+      </w:r>
+      <w:proofErr w:type="gramEnd"/>
+      <w:r>
+        <w:rPr>
+          <w:rFonts w:ascii="Times New Roman" w:hAnsi="Times New Roman" w:cs="Times New Roman"/>
+          <w:sz w:val="24"/>
+          <w:szCs w:val="24"/>
+        </w:rPr>
+        <w:t xml:space="preserve"> 0 the vector in orange will approach the vector in green (which is tangent to the curve at the terminal point of </w:t>
+      </w:r>
+      <w:r>
+        <w:rPr>
           <w:position w:val="-14"/>
-          <w:sz w:val="24"/>
-          <w:szCs w:val="24"/>
-        </w:rPr>
-        <w:object w:dxaOrig="480" w:dyaOrig="400" w14:anchorId="4019FE25">
-          <v:shape id="_x0000_i1041" type="#_x0000_t75" style="width:23.25pt;height:19.5pt" o:ole="">
-            <v:imagedata r:id="rId38" o:title=""/>
+        </w:rPr>
+        <w:object w:dxaOrig="480" w:dyaOrig="400" w14:anchorId="1783724D">
+          <v:shape id="_x0000_i1223" type="#_x0000_t75" style="width:24pt;height:20.25pt" o:ole="">
+            <v:imagedata r:id="rId43" o:title=""/>
           </v:shape>
-          <o:OLEObject Type="Embed" ProgID="Equation.DSMT4" ShapeID="_x0000_i1041" DrawAspect="Content" ObjectID="_1846091031" r:id="rId39"/>
+          <o:OLEObject Type="Embed" ProgID="Equation.DSMT4" ShapeID="_x0000_i1223" DrawAspect="Content" ObjectID="_1850529731" r:id="rId44"/>
         </w:object>
       </w:r>
       <w:r>
@@ -2274,16 +2398,13 @@
             </w:r>
             <w:r>
               <w:rPr>
-                <w:rFonts w:ascii="Times New Roman" w:hAnsi="Times New Roman" w:cs="Times New Roman"/>
                 <w:position w:val="-10"/>
-                <w:sz w:val="24"/>
-                <w:szCs w:val="24"/>
-              </w:rPr>
-              <w:object w:dxaOrig="840" w:dyaOrig="320" w14:anchorId="3243472F">
-                <v:shape id="_x0000_i1042" type="#_x0000_t75" style="width:41.25pt;height:16.5pt" o:ole="">
-                  <v:imagedata r:id="rId40" o:title=""/>
+              </w:rPr>
+              <w:object w:dxaOrig="840" w:dyaOrig="320" w14:anchorId="00D3E699">
+                <v:shape id="_x0000_i1228" type="#_x0000_t75" style="width:42pt;height:15.75pt" o:ole="">
+                  <v:imagedata r:id="rId45" o:title=""/>
                 </v:shape>
-                <o:OLEObject Type="Embed" ProgID="Equation.DSMT4" ShapeID="_x0000_i1042" DrawAspect="Content" ObjectID="_1846091032" r:id="rId41"/>
+                <o:OLEObject Type="Embed" ProgID="Equation.DSMT4" ShapeID="_x0000_i1228" DrawAspect="Content" ObjectID="_1850529732" r:id="rId46"/>
               </w:object>
             </w:r>
             <w:r>
@@ -2296,16 +2417,13 @@
             </w:r>
             <w:r>
               <w:rPr>
-                <w:rFonts w:ascii="Times New Roman" w:hAnsi="Times New Roman" w:cs="Times New Roman"/>
                 <w:position w:val="-10"/>
-                <w:sz w:val="24"/>
-                <w:szCs w:val="24"/>
-              </w:rPr>
-              <w:object w:dxaOrig="480" w:dyaOrig="320" w14:anchorId="506D4A7C">
-                <v:shape id="_x0000_i1043" type="#_x0000_t75" style="width:23.25pt;height:16.5pt" o:ole="">
-                  <v:imagedata r:id="rId42" o:title=""/>
+              </w:rPr>
+              <w:object w:dxaOrig="480" w:dyaOrig="320" w14:anchorId="261395A1">
+                <v:shape id="_x0000_i1233" type="#_x0000_t75" style="width:24pt;height:15.75pt" o:ole="">
+                  <v:imagedata r:id="rId47" o:title=""/>
                 </v:shape>
-                <o:OLEObject Type="Embed" ProgID="Equation.DSMT4" ShapeID="_x0000_i1043" DrawAspect="Content" ObjectID="_1846091033" r:id="rId43"/>
+                <o:OLEObject Type="Embed" ProgID="Equation.DSMT4" ShapeID="_x0000_i1233" DrawAspect="Content" ObjectID="_1850529733" r:id="rId48"/>
               </w:object>
             </w:r>
             <w:r>
@@ -2386,16 +2504,13 @@
             </w:r>
             <w:r>
               <w:rPr>
-                <w:rFonts w:ascii="Times New Roman" w:hAnsi="Times New Roman" w:cs="Times New Roman"/>
                 <w:position w:val="-10"/>
-                <w:sz w:val="24"/>
-                <w:szCs w:val="24"/>
-              </w:rPr>
-              <w:object w:dxaOrig="420" w:dyaOrig="320" w14:anchorId="424382D9">
-                <v:shape id="_x0000_i1044" type="#_x0000_t75" style="width:19.5pt;height:16.5pt" o:ole="">
-                  <v:imagedata r:id="rId44" o:title=""/>
+              </w:rPr>
+              <w:object w:dxaOrig="420" w:dyaOrig="320" w14:anchorId="2B8DA5EF">
+                <v:shape id="_x0000_i1239" type="#_x0000_t75" style="width:21pt;height:15.75pt" o:ole="">
+                  <v:imagedata r:id="rId49" o:title=""/>
                 </v:shape>
-                <o:OLEObject Type="Embed" ProgID="Equation.DSMT4" ShapeID="_x0000_i1044" DrawAspect="Content" ObjectID="_1846091034" r:id="rId45"/>
+                <o:OLEObject Type="Embed" ProgID="Equation.DSMT4" ShapeID="_x0000_i1239" DrawAspect="Content" ObjectID="_1850529734" r:id="rId50"/>
               </w:object>
             </w:r>
             <w:r>
@@ -2441,6 +2556,7 @@
               </w:rPr>
               <w:t xml:space="preserve"> to </w:t>
             </w:r>
+            <w:proofErr w:type="spellStart"/>
             <w:r>
               <w:rPr>
                 <w:rFonts w:ascii="Times New Roman" w:hAnsi="Times New Roman" w:cs="Times New Roman"/>
@@ -2456,7 +2572,16 @@
                 <w:sz w:val="24"/>
                 <w:szCs w:val="24"/>
               </w:rPr>
-              <w:t xml:space="preserve"> at </w:t>
+              <w:t xml:space="preserve"> at</w:t>
+            </w:r>
+            <w:proofErr w:type="spellEnd"/>
+            <w:r>
+              <w:rPr>
+                <w:rFonts w:ascii="Times New Roman" w:hAnsi="Times New Roman" w:cs="Times New Roman"/>
+                <w:sz w:val="24"/>
+                <w:szCs w:val="24"/>
+              </w:rPr>
+              <w:t xml:space="preserve"> </w:t>
             </w:r>
             <w:r>
               <w:rPr>
@@ -2494,16 +2619,13 @@
             </w:r>
             <w:r>
               <w:rPr>
-                <w:rFonts w:ascii="Times New Roman" w:hAnsi="Times New Roman" w:cs="Times New Roman"/>
                 <w:position w:val="-10"/>
-                <w:sz w:val="24"/>
-                <w:szCs w:val="24"/>
-              </w:rPr>
-              <w:object w:dxaOrig="480" w:dyaOrig="320" w14:anchorId="6E400B0B">
-                <v:shape id="_x0000_i1045" type="#_x0000_t75" style="width:23.25pt;height:16.5pt" o:ole="">
-                  <v:imagedata r:id="rId42" o:title=""/>
+              </w:rPr>
+              <w:object w:dxaOrig="480" w:dyaOrig="320" w14:anchorId="2C9BC498">
+                <v:shape id="_x0000_i1244" type="#_x0000_t75" style="width:24pt;height:15.75pt" o:ole="">
+                  <v:imagedata r:id="rId51" o:title=""/>
                 </v:shape>
-                <o:OLEObject Type="Embed" ProgID="Equation.DSMT4" ShapeID="_x0000_i1045" DrawAspect="Content" ObjectID="_1846091035" r:id="rId46"/>
+                <o:OLEObject Type="Embed" ProgID="Equation.DSMT4" ShapeID="_x0000_i1244" DrawAspect="Content" ObjectID="_1850529735" r:id="rId52"/>
               </w:object>
             </w:r>
             <w:r>
@@ -2534,16 +2656,13 @@
             </w:r>
             <w:r>
               <w:rPr>
-                <w:rFonts w:ascii="Times New Roman" w:hAnsi="Times New Roman" w:cs="Times New Roman"/>
                 <w:position w:val="-32"/>
-                <w:sz w:val="24"/>
-                <w:szCs w:val="24"/>
-              </w:rPr>
-              <w:object w:dxaOrig="1300" w:dyaOrig="700" w14:anchorId="52C04DF7">
-                <v:shape id="_x0000_i1046" type="#_x0000_t75" style="width:65.95pt;height:34.5pt" o:ole="">
-                  <v:imagedata r:id="rId47" o:title=""/>
+              </w:rPr>
+              <w:object w:dxaOrig="1300" w:dyaOrig="700" w14:anchorId="4BD27326">
+                <v:shape id="_x0000_i1249" type="#_x0000_t75" style="width:65.25pt;height:35.25pt" o:ole="">
+                  <v:imagedata r:id="rId53" o:title=""/>
                 </v:shape>
-                <o:OLEObject Type="Embed" ProgID="Equation.DSMT4" ShapeID="_x0000_i1046" DrawAspect="Content" ObjectID="_1846091036" r:id="rId48"/>
+                <o:OLEObject Type="Embed" ProgID="Equation.DSMT4" ShapeID="_x0000_i1249" DrawAspect="Content" ObjectID="_1850529736" r:id="rId54"/>
               </w:object>
             </w:r>
             <w:r>
@@ -2645,7 +2764,7 @@
                     </pic:cNvPicPr>
                   </pic:nvPicPr>
                   <pic:blipFill>
-                    <a:blip r:embed="rId49">
+                    <a:blip r:embed="rId55">
                       <a:extLst>
                         <a:ext uri="{28A0092B-C50C-407E-A947-70E740481C1C}">
                           <a14:useLocalDpi xmlns:a14="http://schemas.microsoft.com/office/drawing/2010/main" val="0"/>
@@ -2723,7 +2842,7 @@
                     </pic:cNvPicPr>
                   </pic:nvPicPr>
                   <pic:blipFill>
-                    <a:blip r:embed="rId50">
+                    <a:blip r:embed="rId56">
                       <a:extLst>
                         <a:ext uri="{28A0092B-C50C-407E-A947-70E740481C1C}">
                           <a14:useLocalDpi xmlns:a14="http://schemas.microsoft.com/office/drawing/2010/main" val="0"/>
@@ -2850,16 +2969,13 @@
       </w:r>
       <w:r>
         <w:rPr>
-          <w:rFonts w:ascii="Times New Roman" w:hAnsi="Times New Roman" w:cs="Times New Roman"/>
           <w:position w:val="-10"/>
-          <w:sz w:val="24"/>
-          <w:szCs w:val="24"/>
-        </w:rPr>
-        <w:object w:dxaOrig="480" w:dyaOrig="320" w14:anchorId="24F6187D">
-          <v:shape id="_x0000_i1047" type="#_x0000_t75" style="width:23.25pt;height:16.5pt" o:ole="">
-            <v:imagedata r:id="rId42" o:title=""/>
+        </w:rPr>
+        <w:object w:dxaOrig="480" w:dyaOrig="320" w14:anchorId="6525EA0B">
+          <v:shape id="_x0000_i1254" type="#_x0000_t75" style="width:24pt;height:15.75pt" o:ole="">
+            <v:imagedata r:id="rId57" o:title=""/>
           </v:shape>
-          <o:OLEObject Type="Embed" ProgID="Equation.DSMT4" ShapeID="_x0000_i1047" DrawAspect="Content" ObjectID="_1846091037" r:id="rId51"/>
+          <o:OLEObject Type="Embed" ProgID="Equation.DSMT4" ShapeID="_x0000_i1254" DrawAspect="Content" ObjectID="_1850529737" r:id="rId58"/>
         </w:object>
       </w:r>
       <w:r>
@@ -2933,16 +3049,13 @@
             </w:r>
             <w:r>
               <w:rPr>
-                <w:rFonts w:ascii="Times New Roman" w:hAnsi="Times New Roman" w:cs="Times New Roman"/>
                 <w:position w:val="-14"/>
-                <w:sz w:val="24"/>
-                <w:szCs w:val="24"/>
-              </w:rPr>
-              <w:object w:dxaOrig="2180" w:dyaOrig="400" w14:anchorId="455F0806">
-                <v:shape id="_x0000_i1048" type="#_x0000_t75" style="width:109.55pt;height:19.5pt" o:ole="">
-                  <v:imagedata r:id="rId52" o:title=""/>
+              </w:rPr>
+              <w:object w:dxaOrig="2180" w:dyaOrig="400" w14:anchorId="3FF79500">
+                <v:shape id="_x0000_i1259" type="#_x0000_t75" style="width:108.75pt;height:20.25pt" o:ole="">
+                  <v:imagedata r:id="rId59" o:title=""/>
                 </v:shape>
-                <o:OLEObject Type="Embed" ProgID="Equation.DSMT4" ShapeID="_x0000_i1048" DrawAspect="Content" ObjectID="_1846091038" r:id="rId53"/>
+                <o:OLEObject Type="Embed" ProgID="Equation.DSMT4" ShapeID="_x0000_i1259" DrawAspect="Content" ObjectID="_1850529738" r:id="rId60"/>
               </w:object>
             </w:r>
             <w:r>
@@ -2953,6 +3066,7 @@
               </w:rPr>
               <w:t xml:space="preserve"> and the component functions of </w:t>
             </w:r>
+            <w:proofErr w:type="spellStart"/>
             <w:r>
               <w:rPr>
                 <w:rFonts w:ascii="Times New Roman" w:hAnsi="Times New Roman" w:cs="Times New Roman"/>
@@ -2968,20 +3082,26 @@
                 <w:sz w:val="24"/>
                 <w:szCs w:val="24"/>
               </w:rPr>
-              <w:t xml:space="preserve"> are differentiable then, </w:t>
-            </w:r>
-            <w:r>
-              <w:rPr>
-                <w:rFonts w:ascii="Times New Roman" w:hAnsi="Times New Roman" w:cs="Times New Roman"/>
+              <w:t xml:space="preserve"> are</w:t>
+            </w:r>
+            <w:proofErr w:type="spellEnd"/>
+            <w:r>
+              <w:rPr>
+                <w:rFonts w:ascii="Times New Roman" w:hAnsi="Times New Roman" w:cs="Times New Roman"/>
+                <w:sz w:val="24"/>
+                <w:szCs w:val="24"/>
+              </w:rPr>
+              <w:t xml:space="preserve"> differentiable then, </w:t>
+            </w:r>
+            <w:r>
+              <w:rPr>
                 <w:position w:val="-14"/>
-                <w:sz w:val="24"/>
-                <w:szCs w:val="24"/>
-              </w:rPr>
-              <w:object w:dxaOrig="2400" w:dyaOrig="400" w14:anchorId="3E129F0B">
-                <v:shape id="_x0000_i1049" type="#_x0000_t75" style="width:120.7pt;height:19.5pt" o:ole="">
-                  <v:imagedata r:id="rId54" o:title=""/>
+              </w:rPr>
+              <w:object w:dxaOrig="2400" w:dyaOrig="400" w14:anchorId="3E339DDC">
+                <v:shape id="_x0000_i1264" type="#_x0000_t75" style="width:120pt;height:20.25pt" o:ole="">
+                  <v:imagedata r:id="rId61" o:title=""/>
                 </v:shape>
-                <o:OLEObject Type="Embed" ProgID="Equation.DSMT4" ShapeID="_x0000_i1049" DrawAspect="Content" ObjectID="_1846091039" r:id="rId55"/>
+                <o:OLEObject Type="Embed" ProgID="Equation.DSMT4" ShapeID="_x0000_i1264" DrawAspect="Content" ObjectID="_1850529739" r:id="rId62"/>
               </w:object>
             </w:r>
             <w:r>
@@ -3294,21 +3414,37 @@
           <w:sz w:val="24"/>
           <w:szCs w:val="24"/>
         </w:rPr>
-        <w:t xml:space="preserve">Note:  There is nothing special in the above proof that requires the vector function to have 3 components.  The same proof works for a vector function of the form </w:t>
-      </w:r>
+        <w:t>Note</w:t>
+      </w:r>
+      <w:proofErr w:type="gramStart"/>
       <w:r>
         <w:rPr>
           <w:rFonts w:ascii="Times New Roman" w:hAnsi="Times New Roman" w:cs="Times New Roman"/>
           <w:i/>
+          <w:sz w:val="24"/>
+          <w:szCs w:val="24"/>
+        </w:rPr>
+        <w:t>:  There</w:t>
+      </w:r>
+      <w:proofErr w:type="gramEnd"/>
+      <w:r>
+        <w:rPr>
+          <w:rFonts w:ascii="Times New Roman" w:hAnsi="Times New Roman" w:cs="Times New Roman"/>
+          <w:i/>
+          <w:sz w:val="24"/>
+          <w:szCs w:val="24"/>
+        </w:rPr>
+        <w:t xml:space="preserve"> is nothing special in the above proof that requires the vector function to have 3 components.  The same proof works for a vector function of the form </w:t>
+      </w:r>
+      <w:r>
+        <w:rPr>
           <w:position w:val="-6"/>
-          <w:sz w:val="24"/>
-          <w:szCs w:val="24"/>
-        </w:rPr>
-        <w:object w:dxaOrig="1120" w:dyaOrig="320" w14:anchorId="6D3519CE">
-          <v:shape id="_x0000_i1050" type="#_x0000_t75" style="width:55.5pt;height:16.5pt" o:ole="">
-            <v:imagedata r:id="rId56" o:title=""/>
+        </w:rPr>
+        <w:object w:dxaOrig="1100" w:dyaOrig="320" w14:anchorId="6BF24A0B">
+          <v:shape id="_x0000_i1270" type="#_x0000_t75" style="width:54.75pt;height:15.75pt" o:ole="">
+            <v:imagedata r:id="rId63" o:title=""/>
           </v:shape>
-          <o:OLEObject Type="Embed" ProgID="Equation.DSMT4" ShapeID="_x0000_i1050" DrawAspect="Content" ObjectID="_1846091040" r:id="rId57"/>
+          <o:OLEObject Type="Embed" ProgID="Equation.DSMT4" ShapeID="_x0000_i1270" DrawAspect="Content" ObjectID="_1850529740" r:id="rId64"/>
         </w:object>
       </w:r>
       <w:r>
@@ -3379,16 +3515,13 @@
       </w:r>
       <w:r>
         <w:rPr>
-          <w:rFonts w:ascii="Times New Roman" w:hAnsi="Times New Roman" w:cs="Times New Roman"/>
           <w:position w:val="-16"/>
-          <w:sz w:val="24"/>
-          <w:szCs w:val="24"/>
-        </w:rPr>
-        <w:object w:dxaOrig="2520" w:dyaOrig="440" w14:anchorId="5B80B5E8">
-          <v:shape id="_x0000_i1051" type="#_x0000_t75" style="width:126.75pt;height:21pt" o:ole="">
-            <v:imagedata r:id="rId58" o:title=""/>
+        </w:rPr>
+        <w:object w:dxaOrig="2520" w:dyaOrig="440" w14:anchorId="4D33FB8A">
+          <v:shape id="_x0000_i1285" type="#_x0000_t75" style="width:126pt;height:21.75pt" o:ole="">
+            <v:imagedata r:id="rId65" o:title=""/>
           </v:shape>
-          <o:OLEObject Type="Embed" ProgID="Equation.DSMT4" ShapeID="_x0000_i1051" DrawAspect="Content" ObjectID="_1846091041" r:id="rId59"/>
+          <o:OLEObject Type="Embed" ProgID="Equation.DSMT4" ShapeID="_x0000_i1285" DrawAspect="Content" ObjectID="_1850529741" r:id="rId66"/>
         </w:object>
       </w:r>
       <w:r>
@@ -3423,16 +3556,13 @@
       </w:r>
       <w:r>
         <w:rPr>
-          <w:rFonts w:ascii="Times New Roman" w:hAnsi="Times New Roman" w:cs="Times New Roman"/>
           <w:position w:val="-10"/>
-          <w:sz w:val="24"/>
-          <w:szCs w:val="24"/>
-        </w:rPr>
-        <w:object w:dxaOrig="480" w:dyaOrig="320" w14:anchorId="5FA15050">
-          <v:shape id="_x0000_i1052" type="#_x0000_t75" style="width:23.25pt;height:16.5pt" o:ole="">
-            <v:imagedata r:id="rId60" o:title=""/>
+        </w:rPr>
+        <w:object w:dxaOrig="480" w:dyaOrig="320" w14:anchorId="47A92BC1">
+          <v:shape id="_x0000_i1290" type="#_x0000_t75" style="width:24pt;height:15.75pt" o:ole="">
+            <v:imagedata r:id="rId67" o:title=""/>
           </v:shape>
-          <o:OLEObject Type="Embed" ProgID="Equation.DSMT4" ShapeID="_x0000_i1052" DrawAspect="Content" ObjectID="_1846091042" r:id="rId61"/>
+          <o:OLEObject Type="Embed" ProgID="Equation.DSMT4" ShapeID="_x0000_i1290" DrawAspect="Content" ObjectID="_1850529742" r:id="rId68"/>
         </w:object>
       </w:r>
     </w:p>
@@ -3509,16 +3639,13 @@
       </w:r>
       <w:r>
         <w:rPr>
-          <w:rFonts w:ascii="Times New Roman" w:hAnsi="Times New Roman" w:cs="Times New Roman"/>
           <w:position w:val="-10"/>
-          <w:sz w:val="24"/>
-          <w:szCs w:val="24"/>
-        </w:rPr>
-        <w:object w:dxaOrig="480" w:dyaOrig="320" w14:anchorId="568B8B2A">
-          <v:shape id="_x0000_i1053" type="#_x0000_t75" style="width:23.25pt;height:16.5pt" o:ole="">
-            <v:imagedata r:id="rId62" o:title=""/>
+        </w:rPr>
+        <w:object w:dxaOrig="480" w:dyaOrig="320" w14:anchorId="239A2B31">
+          <v:shape id="_x0000_i1295" type="#_x0000_t75" style="width:24pt;height:15.75pt" o:ole="">
+            <v:imagedata r:id="rId69" o:title=""/>
           </v:shape>
-          <o:OLEObject Type="Embed" ProgID="Equation.DSMT4" ShapeID="_x0000_i1053" DrawAspect="Content" ObjectID="_1846091043" r:id="rId63"/>
+          <o:OLEObject Type="Embed" ProgID="Equation.DSMT4" ShapeID="_x0000_i1295" DrawAspect="Content" ObjectID="_1850529743" r:id="rId70"/>
         </w:object>
       </w:r>
       <w:r>
@@ -3650,16 +3777,13 @@
       </w:r>
       <w:r>
         <w:rPr>
-          <w:rFonts w:ascii="Times New Roman" w:hAnsi="Times New Roman" w:cs="Times New Roman"/>
           <w:position w:val="-28"/>
-          <w:sz w:val="24"/>
-          <w:szCs w:val="24"/>
-        </w:rPr>
-        <w:object w:dxaOrig="859" w:dyaOrig="680" w14:anchorId="100A57FD">
-          <v:shape id="_x0000_i1054" type="#_x0000_t75" style="width:42.75pt;height:33.75pt" o:ole="">
-            <v:imagedata r:id="rId64" o:title=""/>
+        </w:rPr>
+        <w:object w:dxaOrig="859" w:dyaOrig="680" w14:anchorId="6CC09D9D">
+          <v:shape id="_x0000_i1301" type="#_x0000_t75" style="width:42.75pt;height:33.75pt" o:ole="">
+            <v:imagedata r:id="rId71" o:title=""/>
           </v:shape>
-          <o:OLEObject Type="Embed" ProgID="Equation.DSMT4" ShapeID="_x0000_i1054" DrawAspect="Content" ObjectID="_1846091044" r:id="rId65"/>
+          <o:OLEObject Type="Embed" ProgID="Equation.DSMT4" ShapeID="_x0000_i1301" DrawAspect="Content" ObjectID="_1850529744" r:id="rId72"/>
         </w:object>
       </w:r>
       <w:r>
@@ -3756,16 +3880,6 @@
         <w:pStyle w:val="NoSpacing"/>
         <w:rPr>
           <w:rFonts w:ascii="Times New Roman" w:hAnsi="Times New Roman" w:cs="Times New Roman"/>
-          <w:sz w:val="24"/>
-          <w:szCs w:val="24"/>
-        </w:rPr>
-      </w:pPr>
-    </w:p>
-    <w:p>
-      <w:pPr>
-        <w:pStyle w:val="NoSpacing"/>
-        <w:rPr>
-          <w:rFonts w:ascii="Times New Roman" w:hAnsi="Times New Roman" w:cs="Times New Roman"/>
           <w:i/>
           <w:sz w:val="24"/>
           <w:szCs w:val="24"/>
@@ -3778,7 +3892,27 @@
           <w:sz w:val="24"/>
           <w:szCs w:val="24"/>
         </w:rPr>
-        <w:t>Note:  You can use the graphing software on Blackboard to help visualize what we have found in this example.</w:t>
+        <w:t>Note</w:t>
+      </w:r>
+      <w:proofErr w:type="gramStart"/>
+      <w:r>
+        <w:rPr>
+          <w:rFonts w:ascii="Times New Roman" w:hAnsi="Times New Roman" w:cs="Times New Roman"/>
+          <w:i/>
+          <w:sz w:val="24"/>
+          <w:szCs w:val="24"/>
+        </w:rPr>
+        <w:t>:  You</w:t>
+      </w:r>
+      <w:proofErr w:type="gramEnd"/>
+      <w:r>
+        <w:rPr>
+          <w:rFonts w:ascii="Times New Roman" w:hAnsi="Times New Roman" w:cs="Times New Roman"/>
+          <w:i/>
+          <w:sz w:val="24"/>
+          <w:szCs w:val="24"/>
+        </w:rPr>
+        <w:t xml:space="preserve"> can use the graphing software on Blackboard to help visualize what we have found in this example.</w:t>
       </w:r>
     </w:p>
     <w:p>
@@ -3852,16 +3986,13 @@
             </w:r>
             <w:r>
               <w:rPr>
-                <w:rFonts w:ascii="Times New Roman" w:hAnsi="Times New Roman" w:cs="Times New Roman"/>
                 <w:position w:val="-6"/>
-                <w:sz w:val="24"/>
-                <w:szCs w:val="24"/>
-              </w:rPr>
-              <w:object w:dxaOrig="1120" w:dyaOrig="320" w14:anchorId="3FC5232A">
-                <v:shape id="_x0000_i1055" type="#_x0000_t75" style="width:55.5pt;height:16.5pt" o:ole="">
-                  <v:imagedata r:id="rId66" o:title=""/>
+              </w:rPr>
+              <w:object w:dxaOrig="1120" w:dyaOrig="320" w14:anchorId="1C3DC4B3">
+                <v:shape id="_x0000_i1306" type="#_x0000_t75" style="width:56.25pt;height:15.75pt" o:ole="">
+                  <v:imagedata r:id="rId73" o:title=""/>
                 </v:shape>
-                <o:OLEObject Type="Embed" ProgID="Equation.DSMT4" ShapeID="_x0000_i1055" DrawAspect="Content" ObjectID="_1846091045" r:id="rId67"/>
+                <o:OLEObject Type="Embed" ProgID="Equation.DSMT4" ShapeID="_x0000_i1306" DrawAspect="Content" ObjectID="_1850529745" r:id="rId74"/>
               </w:object>
             </w:r>
             <w:r>
@@ -3874,16 +4005,13 @@
             </w:r>
             <w:r>
               <w:rPr>
-                <w:rFonts w:ascii="Times New Roman" w:hAnsi="Times New Roman" w:cs="Times New Roman"/>
                 <w:position w:val="-6"/>
-                <w:sz w:val="24"/>
-                <w:szCs w:val="24"/>
-              </w:rPr>
-              <w:object w:dxaOrig="1120" w:dyaOrig="320" w14:anchorId="7B43BBA0">
-                <v:shape id="_x0000_i1056" type="#_x0000_t75" style="width:55.5pt;height:16.5pt" o:ole="">
-                  <v:imagedata r:id="rId68" o:title=""/>
+              </w:rPr>
+              <w:object w:dxaOrig="1120" w:dyaOrig="320" w14:anchorId="70A5A1D6">
+                <v:shape id="_x0000_i1311" type="#_x0000_t75" style="width:56.25pt;height:15.75pt" o:ole="">
+                  <v:imagedata r:id="rId75" o:title=""/>
                 </v:shape>
-                <o:OLEObject Type="Embed" ProgID="Equation.DSMT4" ShapeID="_x0000_i1056" DrawAspect="Content" ObjectID="_1846091046" r:id="rId69"/>
+                <o:OLEObject Type="Embed" ProgID="Equation.DSMT4" ShapeID="_x0000_i1311" DrawAspect="Content" ObjectID="_1850529746" r:id="rId76"/>
               </w:object>
             </w:r>
             <w:r>
@@ -3913,16 +4041,13 @@
             </w:r>
             <w:r>
               <w:rPr>
-                <w:rFonts w:ascii="Times New Roman" w:hAnsi="Times New Roman" w:cs="Times New Roman"/>
                 <w:position w:val="-10"/>
-                <w:sz w:val="24"/>
-                <w:szCs w:val="24"/>
-              </w:rPr>
-              <w:object w:dxaOrig="1100" w:dyaOrig="320" w14:anchorId="362ACA59">
-                <v:shape id="_x0000_i1057" type="#_x0000_t75" style="width:55.5pt;height:16.5pt" o:ole="">
-                  <v:imagedata r:id="rId70" o:title=""/>
+              </w:rPr>
+              <w:object w:dxaOrig="1080" w:dyaOrig="320" w14:anchorId="3E53BE4D">
+                <v:shape id="_x0000_i1317" type="#_x0000_t75" style="width:54pt;height:15.75pt" o:ole="">
+                  <v:imagedata r:id="rId77" o:title=""/>
                 </v:shape>
-                <o:OLEObject Type="Embed" ProgID="Equation.DSMT4" ShapeID="_x0000_i1057" DrawAspect="Content" ObjectID="_1846091047" r:id="rId71"/>
+                <o:OLEObject Type="Embed" ProgID="Equation.DSMT4" ShapeID="_x0000_i1317" DrawAspect="Content" ObjectID="_1850529747" r:id="rId78"/>
               </w:object>
             </w:r>
             <w:r>
@@ -3950,16 +4075,13 @@
             </w:pPr>
             <w:r>
               <w:rPr>
-                <w:rFonts w:ascii="Times New Roman" w:hAnsi="Times New Roman" w:cs="Times New Roman"/>
                 <w:position w:val="-24"/>
-                <w:sz w:val="24"/>
-                <w:szCs w:val="24"/>
-              </w:rPr>
-              <w:object w:dxaOrig="3019" w:dyaOrig="620" w14:anchorId="0F154063">
-                <v:shape id="_x0000_i1058" type="#_x0000_t75" style="width:150.05pt;height:30.75pt" o:ole="">
-                  <v:imagedata r:id="rId72" o:title=""/>
+              </w:rPr>
+              <w:object w:dxaOrig="3019" w:dyaOrig="620" w14:anchorId="56DDFCDB">
+                <v:shape id="_x0000_i1322" type="#_x0000_t75" style="width:150.75pt;height:30.75pt" o:ole="">
+                  <v:imagedata r:id="rId79" o:title=""/>
                 </v:shape>
-                <o:OLEObject Type="Embed" ProgID="Equation.DSMT4" ShapeID="_x0000_i1058" DrawAspect="Content" ObjectID="_1846091048" r:id="rId73"/>
+                <o:OLEObject Type="Embed" ProgID="Equation.DSMT4" ShapeID="_x0000_i1322" DrawAspect="Content" ObjectID="_1850529748" r:id="rId80"/>
               </w:object>
             </w:r>
             <w:r>
@@ -3987,16 +4109,13 @@
             </w:pPr>
             <w:r>
               <w:rPr>
-                <w:rFonts w:ascii="Times New Roman" w:hAnsi="Times New Roman" w:cs="Times New Roman"/>
                 <w:position w:val="-24"/>
-                <w:sz w:val="24"/>
-                <w:szCs w:val="24"/>
-              </w:rPr>
-              <w:object w:dxaOrig="1920" w:dyaOrig="620" w14:anchorId="366EAE72">
-                <v:shape id="_x0000_i1059" type="#_x0000_t75" style="width:95.25pt;height:30.75pt" o:ole="">
-                  <v:imagedata r:id="rId74" o:title=""/>
+              </w:rPr>
+              <w:object w:dxaOrig="1920" w:dyaOrig="620" w14:anchorId="6A1855BE">
+                <v:shape id="_x0000_i1328" type="#_x0000_t75" style="width:96pt;height:30.75pt" o:ole="">
+                  <v:imagedata r:id="rId81" o:title=""/>
                 </v:shape>
-                <o:OLEObject Type="Embed" ProgID="Equation.DSMT4" ShapeID="_x0000_i1059" DrawAspect="Content" ObjectID="_1846091049" r:id="rId75"/>
+                <o:OLEObject Type="Embed" ProgID="Equation.DSMT4" ShapeID="_x0000_i1328" DrawAspect="Content" ObjectID="_1850529749" r:id="rId82"/>
               </w:object>
             </w:r>
             <w:r>
@@ -4024,16 +4143,13 @@
             </w:pPr>
             <w:r>
               <w:rPr>
-                <w:rFonts w:ascii="Times New Roman" w:hAnsi="Times New Roman" w:cs="Times New Roman"/>
                 <w:position w:val="-24"/>
-                <w:sz w:val="24"/>
-                <w:szCs w:val="24"/>
-              </w:rPr>
-              <w:object w:dxaOrig="3840" w:dyaOrig="620" w14:anchorId="72FD8AA1">
-                <v:shape id="_x0000_i1060" type="#_x0000_t75" style="width:191.25pt;height:30.75pt" o:ole="">
-                  <v:imagedata r:id="rId76" o:title=""/>
+              </w:rPr>
+              <w:object w:dxaOrig="3840" w:dyaOrig="620" w14:anchorId="599C8634">
+                <v:shape id="_x0000_i1333" type="#_x0000_t75" style="width:192pt;height:30.75pt" o:ole="">
+                  <v:imagedata r:id="rId83" o:title=""/>
                 </v:shape>
-                <o:OLEObject Type="Embed" ProgID="Equation.DSMT4" ShapeID="_x0000_i1060" DrawAspect="Content" ObjectID="_1846091050" r:id="rId77"/>
+                <o:OLEObject Type="Embed" ProgID="Equation.DSMT4" ShapeID="_x0000_i1333" DrawAspect="Content" ObjectID="_1850529750" r:id="rId84"/>
               </w:object>
             </w:r>
           </w:p>
@@ -4053,16 +4169,13 @@
             </w:pPr>
             <w:r>
               <w:rPr>
-                <w:rFonts w:ascii="Times New Roman" w:hAnsi="Times New Roman" w:cs="Times New Roman"/>
                 <w:position w:val="-24"/>
-                <w:sz w:val="24"/>
-                <w:szCs w:val="24"/>
-              </w:rPr>
-              <w:object w:dxaOrig="4000" w:dyaOrig="620" w14:anchorId="472A6BC6">
-                <v:shape id="_x0000_i1061" type="#_x0000_t75" style="width:199.6pt;height:30.75pt" o:ole="">
-                  <v:imagedata r:id="rId78" o:title=""/>
+              </w:rPr>
+              <w:object w:dxaOrig="4000" w:dyaOrig="620" w14:anchorId="25A286CB">
+                <v:shape id="_x0000_i1339" type="#_x0000_t75" style="width:200.25pt;height:30.75pt" o:ole="">
+                  <v:imagedata r:id="rId85" o:title=""/>
                 </v:shape>
-                <o:OLEObject Type="Embed" ProgID="Equation.DSMT4" ShapeID="_x0000_i1061" DrawAspect="Content" ObjectID="_1846091051" r:id="rId79"/>
+                <o:OLEObject Type="Embed" ProgID="Equation.DSMT4" ShapeID="_x0000_i1339" DrawAspect="Content" ObjectID="_1850529751" r:id="rId86"/>
               </w:object>
             </w:r>
           </w:p>
@@ -4082,16 +4195,13 @@
             </w:pPr>
             <w:r>
               <w:rPr>
-                <w:rFonts w:ascii="Times New Roman" w:hAnsi="Times New Roman" w:cs="Times New Roman"/>
                 <w:position w:val="-24"/>
-                <w:sz w:val="24"/>
-                <w:szCs w:val="24"/>
-              </w:rPr>
-              <w:object w:dxaOrig="4220" w:dyaOrig="620" w14:anchorId="497A93A0">
-                <v:shape id="_x0000_i1062" type="#_x0000_t75" style="width:209.95pt;height:30.75pt" o:ole="">
-                  <v:imagedata r:id="rId80" o:title=""/>
+              </w:rPr>
+              <w:object w:dxaOrig="4220" w:dyaOrig="620" w14:anchorId="32390DA7">
+                <v:shape id="_x0000_i1344" type="#_x0000_t75" style="width:210.75pt;height:30.75pt" o:ole="">
+                  <v:imagedata r:id="rId87" o:title=""/>
                 </v:shape>
-                <o:OLEObject Type="Embed" ProgID="Equation.DSMT4" ShapeID="_x0000_i1062" DrawAspect="Content" ObjectID="_1846091052" r:id="rId81"/>
+                <o:OLEObject Type="Embed" ProgID="Equation.DSMT4" ShapeID="_x0000_i1344" DrawAspect="Content" ObjectID="_1850529752" r:id="rId88"/>
               </w:object>
             </w:r>
           </w:p>
@@ -4111,16 +4221,13 @@
             </w:pPr>
             <w:r>
               <w:rPr>
-                <w:rFonts w:ascii="Times New Roman" w:hAnsi="Times New Roman" w:cs="Times New Roman"/>
                 <w:position w:val="-24"/>
-                <w:sz w:val="24"/>
-                <w:szCs w:val="24"/>
-              </w:rPr>
-              <w:object w:dxaOrig="3000" w:dyaOrig="620" w14:anchorId="0F0FB609">
-                <v:shape id="_x0000_i1063" type="#_x0000_t75" style="width:149.25pt;height:30.75pt" o:ole="">
-                  <v:imagedata r:id="rId82" o:title=""/>
+              </w:rPr>
+              <w:object w:dxaOrig="3000" w:dyaOrig="620" w14:anchorId="6DBC398E">
+                <v:shape id="_x0000_i1349" type="#_x0000_t75" style="width:150pt;height:30.75pt" o:ole="">
+                  <v:imagedata r:id="rId89" o:title=""/>
                 </v:shape>
-                <o:OLEObject Type="Embed" ProgID="Equation.DSMT4" ShapeID="_x0000_i1063" DrawAspect="Content" ObjectID="_1846091053" r:id="rId83"/>
+                <o:OLEObject Type="Embed" ProgID="Equation.DSMT4" ShapeID="_x0000_i1349" DrawAspect="Content" ObjectID="_1850529753" r:id="rId90"/>
               </w:object>
             </w:r>
           </w:p>
@@ -4153,8 +4260,9 @@
           <w:sz w:val="24"/>
           <w:szCs w:val="24"/>
         </w:rPr>
-        <w:t xml:space="preserve">Proof:  </w:t>
-      </w:r>
+        <w:t>Proof</w:t>
+      </w:r>
+      <w:proofErr w:type="gramStart"/>
       <w:r>
         <w:rPr>
           <w:rFonts w:ascii="Times New Roman" w:hAnsi="Times New Roman" w:cs="Times New Roman"/>
@@ -4162,7 +4270,26 @@
           <w:sz w:val="24"/>
           <w:szCs w:val="24"/>
         </w:rPr>
-        <w:t>Many of these are left as practice in the exercises for this section</w:t>
+        <w:t xml:space="preserve">:  </w:t>
+      </w:r>
+      <w:r>
+        <w:rPr>
+          <w:rFonts w:ascii="Times New Roman" w:hAnsi="Times New Roman" w:cs="Times New Roman"/>
+          <w:i/>
+          <w:sz w:val="24"/>
+          <w:szCs w:val="24"/>
+        </w:rPr>
+        <w:t>Many</w:t>
+      </w:r>
+      <w:proofErr w:type="gramEnd"/>
+      <w:r>
+        <w:rPr>
+          <w:rFonts w:ascii="Times New Roman" w:hAnsi="Times New Roman" w:cs="Times New Roman"/>
+          <w:i/>
+          <w:sz w:val="24"/>
+          <w:szCs w:val="24"/>
+        </w:rPr>
+        <w:t xml:space="preserve"> of these are left as practice in the exercises for this section</w:t>
       </w:r>
       <w:r>
         <w:rPr>
@@ -4200,7 +4327,27 @@
           <w:sz w:val="24"/>
           <w:szCs w:val="24"/>
         </w:rPr>
-        <w:t xml:space="preserve">Note:  With the exception of property 5 all of the above properties hold when </w:t>
+        <w:t xml:space="preserve">Note:  With the exception of property 5 </w:t>
+      </w:r>
+      <w:proofErr w:type="gramStart"/>
+      <w:r>
+        <w:rPr>
+          <w:rFonts w:ascii="Times New Roman" w:hAnsi="Times New Roman" w:cs="Times New Roman"/>
+          <w:i/>
+          <w:sz w:val="24"/>
+          <w:szCs w:val="24"/>
+        </w:rPr>
+        <w:t>all of</w:t>
+      </w:r>
+      <w:proofErr w:type="gramEnd"/>
+      <w:r>
+        <w:rPr>
+          <w:rFonts w:ascii="Times New Roman" w:hAnsi="Times New Roman" w:cs="Times New Roman"/>
+          <w:i/>
+          <w:sz w:val="24"/>
+          <w:szCs w:val="24"/>
+        </w:rPr>
+        <w:t xml:space="preserve"> the above properties hold when </w:t>
       </w:r>
       <w:r>
         <w:rPr>
@@ -4293,16 +4440,13 @@
             </w:r>
             <w:r>
               <w:rPr>
-                <w:rFonts w:ascii="Times New Roman" w:hAnsi="Times New Roman" w:cs="Times New Roman"/>
                 <w:position w:val="-10"/>
-                <w:sz w:val="24"/>
-                <w:szCs w:val="24"/>
-              </w:rPr>
-              <w:object w:dxaOrig="420" w:dyaOrig="320" w14:anchorId="3BF410D0">
-                <v:shape id="_x0000_i1064" type="#_x0000_t75" style="width:19.5pt;height:16.5pt" o:ole="">
-                  <v:imagedata r:id="rId84" o:title=""/>
+              </w:rPr>
+              <w:object w:dxaOrig="420" w:dyaOrig="320" w14:anchorId="6CABBCE0">
+                <v:shape id="_x0000_i1354" type="#_x0000_t75" style="width:21pt;height:15.75pt" o:ole="">
+                  <v:imagedata r:id="rId91" o:title=""/>
                 </v:shape>
-                <o:OLEObject Type="Embed" ProgID="Equation.DSMT4" ShapeID="_x0000_i1064" DrawAspect="Content" ObjectID="_1846091054" r:id="rId85"/>
+                <o:OLEObject Type="Embed" ProgID="Equation.DSMT4" ShapeID="_x0000_i1354" DrawAspect="Content" ObjectID="_1850529754" r:id="rId92"/>
               </w:object>
             </w:r>
             <w:r>
@@ -4315,16 +4459,13 @@
             </w:r>
             <w:r>
               <w:rPr>
-                <w:rFonts w:ascii="Times New Roman" w:hAnsi="Times New Roman" w:cs="Times New Roman"/>
                 <w:position w:val="-14"/>
-                <w:sz w:val="24"/>
-                <w:szCs w:val="24"/>
-              </w:rPr>
-              <w:object w:dxaOrig="560" w:dyaOrig="400" w14:anchorId="092B6C81">
-                <v:shape id="_x0000_i1065" type="#_x0000_t75" style="width:28.5pt;height:19.5pt" o:ole="">
-                  <v:imagedata r:id="rId86" o:title=""/>
+              </w:rPr>
+              <w:object w:dxaOrig="560" w:dyaOrig="400" w14:anchorId="11EB4C04">
+                <v:shape id="_x0000_i1361" type="#_x0000_t75" style="width:27.75pt;height:20.25pt" o:ole="">
+                  <v:imagedata r:id="rId93" o:title=""/>
                 </v:shape>
-                <o:OLEObject Type="Embed" ProgID="Equation.DSMT4" ShapeID="_x0000_i1065" DrawAspect="Content" ObjectID="_1846091055" r:id="rId87"/>
+                <o:OLEObject Type="Embed" ProgID="Equation.DSMT4" ShapeID="_x0000_i1361" DrawAspect="Content" ObjectID="_1850529755" r:id="rId94"/>
               </w:object>
             </w:r>
             <w:r>
@@ -4365,16 +4506,13 @@
             </w:pPr>
             <w:r>
               <w:rPr>
-                <w:rFonts w:ascii="Times New Roman" w:hAnsi="Times New Roman" w:cs="Times New Roman"/>
                 <w:position w:val="-10"/>
-                <w:sz w:val="24"/>
-                <w:szCs w:val="24"/>
-              </w:rPr>
-              <w:object w:dxaOrig="1300" w:dyaOrig="320" w14:anchorId="4B249FB8">
-                <v:shape id="_x0000_i1066" type="#_x0000_t75" style="width:64.5pt;height:16.5pt" o:ole="">
-                  <v:imagedata r:id="rId88" o:title=""/>
+              </w:rPr>
+              <w:object w:dxaOrig="1300" w:dyaOrig="320" w14:anchorId="07D49D88">
+                <v:shape id="_x0000_i1366" type="#_x0000_t75" style="width:65.25pt;height:15.75pt" o:ole="">
+                  <v:imagedata r:id="rId95" o:title=""/>
                 </v:shape>
-                <o:OLEObject Type="Embed" ProgID="Equation.DSMT4" ShapeID="_x0000_i1066" DrawAspect="Content" ObjectID="_1846091056" r:id="rId89"/>
+                <o:OLEObject Type="Embed" ProgID="Equation.DSMT4" ShapeID="_x0000_i1366" DrawAspect="Content" ObjectID="_1850529756" r:id="rId96"/>
               </w:object>
             </w:r>
           </w:p>
@@ -4408,16 +4546,13 @@
             </w:r>
             <w:r>
               <w:rPr>
-                <w:rFonts w:ascii="Times New Roman" w:hAnsi="Times New Roman" w:cs="Times New Roman"/>
                 <w:position w:val="-10"/>
-                <w:sz w:val="24"/>
-                <w:szCs w:val="24"/>
-              </w:rPr>
-              <w:object w:dxaOrig="420" w:dyaOrig="320" w14:anchorId="3E013744">
-                <v:shape id="_x0000_i1067" type="#_x0000_t75" style="width:19.5pt;height:16.5pt" o:ole="">
-                  <v:imagedata r:id="rId84" o:title=""/>
+              </w:rPr>
+              <w:object w:dxaOrig="420" w:dyaOrig="320" w14:anchorId="4290EEEC">
+                <v:shape id="_x0000_i1372" type="#_x0000_t75" style="width:21pt;height:15.75pt" o:ole="">
+                  <v:imagedata r:id="rId97" o:title=""/>
                 </v:shape>
-                <o:OLEObject Type="Embed" ProgID="Equation.DSMT4" ShapeID="_x0000_i1067" DrawAspect="Content" ObjectID="_1846091057" r:id="rId90"/>
+                <o:OLEObject Type="Embed" ProgID="Equation.DSMT4" ShapeID="_x0000_i1372" DrawAspect="Content" ObjectID="_1850529757" r:id="rId98"/>
               </w:object>
             </w:r>
             <w:r>
@@ -4430,16 +4565,13 @@
             </w:r>
             <w:r>
               <w:rPr>
-                <w:rFonts w:ascii="Times New Roman" w:hAnsi="Times New Roman" w:cs="Times New Roman"/>
                 <w:position w:val="-10"/>
-                <w:sz w:val="24"/>
-                <w:szCs w:val="24"/>
-              </w:rPr>
-              <w:object w:dxaOrig="480" w:dyaOrig="320" w14:anchorId="488BA2B8">
-                <v:shape id="_x0000_i1068" type="#_x0000_t75" style="width:23.25pt;height:16.5pt" o:ole="">
-                  <v:imagedata r:id="rId91" o:title=""/>
+              </w:rPr>
+              <w:object w:dxaOrig="480" w:dyaOrig="320" w14:anchorId="5C260C7F">
+                <v:shape id="_x0000_i1377" type="#_x0000_t75" style="width:24pt;height:15.75pt" o:ole="">
+                  <v:imagedata r:id="rId99" o:title=""/>
                 </v:shape>
-                <o:OLEObject Type="Embed" ProgID="Equation.DSMT4" ShapeID="_x0000_i1068" DrawAspect="Content" ObjectID="_1846091058" r:id="rId92"/>
+                <o:OLEObject Type="Embed" ProgID="Equation.DSMT4" ShapeID="_x0000_i1377" DrawAspect="Content" ObjectID="_1850529758" r:id="rId100"/>
               </w:object>
             </w:r>
             <w:r>
@@ -4531,7 +4663,7 @@
                     </pic:cNvPicPr>
                   </pic:nvPicPr>
                   <pic:blipFill>
-                    <a:blip r:embed="rId93">
+                    <a:blip r:embed="rId101">
                       <a:extLst>
                         <a:ext uri="{28A0092B-C50C-407E-A947-70E740481C1C}">
                           <a14:useLocalDpi xmlns:a14="http://schemas.microsoft.com/office/drawing/2010/main" val="0"/>
@@ -4778,15 +4910,34 @@
                 <w:sz w:val="24"/>
                 <w:szCs w:val="24"/>
               </w:rPr>
-              <w:t>Definition:</w:t>
-            </w:r>
-            <w:r>
-              <w:rPr>
-                <w:rFonts w:ascii="Times New Roman" w:hAnsi="Times New Roman" w:cs="Times New Roman"/>
-                <w:sz w:val="24"/>
-                <w:szCs w:val="24"/>
-              </w:rPr>
-              <w:t xml:space="preserve">  The </w:t>
+              <w:t>Definition</w:t>
+            </w:r>
+            <w:proofErr w:type="gramStart"/>
+            <w:r>
+              <w:rPr>
+                <w:rFonts w:ascii="Times New Roman" w:hAnsi="Times New Roman" w:cs="Times New Roman"/>
+                <w:b/>
+                <w:sz w:val="24"/>
+                <w:szCs w:val="24"/>
+              </w:rPr>
+              <w:t>:</w:t>
+            </w:r>
+            <w:r>
+              <w:rPr>
+                <w:rFonts w:ascii="Times New Roman" w:hAnsi="Times New Roman" w:cs="Times New Roman"/>
+                <w:sz w:val="24"/>
+                <w:szCs w:val="24"/>
+              </w:rPr>
+              <w:t xml:space="preserve">  The</w:t>
+            </w:r>
+            <w:proofErr w:type="gramEnd"/>
+            <w:r>
+              <w:rPr>
+                <w:rFonts w:ascii="Times New Roman" w:hAnsi="Times New Roman" w:cs="Times New Roman"/>
+                <w:sz w:val="24"/>
+                <w:szCs w:val="24"/>
+              </w:rPr>
+              <w:t xml:space="preserve"> </w:t>
             </w:r>
             <w:r>
               <w:rPr>
@@ -4807,16 +4958,13 @@
             </w:r>
             <w:r>
               <w:rPr>
-                <w:rFonts w:ascii="Times New Roman" w:hAnsi="Times New Roman" w:cs="Times New Roman"/>
                 <w:position w:val="-14"/>
-                <w:sz w:val="24"/>
-                <w:szCs w:val="24"/>
-              </w:rPr>
-              <w:object w:dxaOrig="2240" w:dyaOrig="400" w14:anchorId="6B8CE7BC">
-                <v:shape id="_x0000_i1069" type="#_x0000_t75" style="width:112.45pt;height:19.5pt" o:ole="">
-                  <v:imagedata r:id="rId94" o:title=""/>
+              </w:rPr>
+              <w:object w:dxaOrig="2240" w:dyaOrig="400" w14:anchorId="78AA0ED5">
+                <v:shape id="_x0000_i1383" type="#_x0000_t75" style="width:111.75pt;height:20.25pt" o:ole="">
+                  <v:imagedata r:id="rId102" o:title=""/>
                 </v:shape>
-                <o:OLEObject Type="Embed" ProgID="Equation.DSMT4" ShapeID="_x0000_i1069" DrawAspect="Content" ObjectID="_1846091059" r:id="rId95"/>
+                <o:OLEObject Type="Embed" ProgID="Equation.DSMT4" ShapeID="_x0000_i1383" DrawAspect="Content" ObjectID="_1850529759" r:id="rId103"/>
               </w:object>
             </w:r>
             <w:r>
@@ -4829,16 +4977,13 @@
             </w:r>
             <w:r>
               <w:rPr>
-                <w:rFonts w:ascii="Times New Roman" w:hAnsi="Times New Roman" w:cs="Times New Roman"/>
                 <w:position w:val="-32"/>
-                <w:sz w:val="24"/>
-                <w:szCs w:val="24"/>
-              </w:rPr>
-              <w:object w:dxaOrig="3660" w:dyaOrig="760" w14:anchorId="0F83EC20">
-                <v:shape id="_x0000_i1070" type="#_x0000_t75" style="width:183pt;height:38.25pt" o:ole="">
-                  <v:imagedata r:id="rId96" o:title=""/>
+              </w:rPr>
+              <w:object w:dxaOrig="3660" w:dyaOrig="760" w14:anchorId="034EC65E">
+                <v:shape id="_x0000_i1388" type="#_x0000_t75" style="width:183pt;height:38.25pt" o:ole="">
+                  <v:imagedata r:id="rId104" o:title=""/>
                 </v:shape>
-                <o:OLEObject Type="Embed" ProgID="Equation.DSMT4" ShapeID="_x0000_i1070" DrawAspect="Content" ObjectID="_1846091060" r:id="rId97"/>
+                <o:OLEObject Type="Embed" ProgID="Equation.DSMT4" ShapeID="_x0000_i1388" DrawAspect="Content" ObjectID="_1850529760" r:id="rId105"/>
               </w:object>
             </w:r>
             <w:r>
@@ -4880,8 +5025,9 @@
           <w:sz w:val="24"/>
           <w:szCs w:val="24"/>
         </w:rPr>
-        <w:t xml:space="preserve">Note:  For now we will hold off on a physical interpretation of the definite integral (we will see a nice application for it in </w:t>
-      </w:r>
+        <w:t>Note</w:t>
+      </w:r>
+      <w:proofErr w:type="gramStart"/>
       <w:r>
         <w:rPr>
           <w:rFonts w:ascii="Times New Roman" w:hAnsi="Times New Roman" w:cs="Times New Roman"/>
@@ -4889,6 +5035,45 @@
           <w:sz w:val="24"/>
           <w:szCs w:val="24"/>
         </w:rPr>
+        <w:t>:  For</w:t>
+      </w:r>
+      <w:proofErr w:type="gramEnd"/>
+      <w:r>
+        <w:rPr>
+          <w:rFonts w:ascii="Times New Roman" w:hAnsi="Times New Roman" w:cs="Times New Roman"/>
+          <w:i/>
+          <w:sz w:val="24"/>
+          <w:szCs w:val="24"/>
+        </w:rPr>
+        <w:t xml:space="preserve"> </w:t>
+      </w:r>
+      <w:proofErr w:type="gramStart"/>
+      <w:r>
+        <w:rPr>
+          <w:rFonts w:ascii="Times New Roman" w:hAnsi="Times New Roman" w:cs="Times New Roman"/>
+          <w:i/>
+          <w:sz w:val="24"/>
+          <w:szCs w:val="24"/>
+        </w:rPr>
+        <w:t>now</w:t>
+      </w:r>
+      <w:proofErr w:type="gramEnd"/>
+      <w:r>
+        <w:rPr>
+          <w:rFonts w:ascii="Times New Roman" w:hAnsi="Times New Roman" w:cs="Times New Roman"/>
+          <w:i/>
+          <w:sz w:val="24"/>
+          <w:szCs w:val="24"/>
+        </w:rPr>
+        <w:t xml:space="preserve"> we will hold off on a physical interpretation of the definite integral (we will see a nice application for it in </w:t>
+      </w:r>
+      <w:r>
+        <w:rPr>
+          <w:rFonts w:ascii="Times New Roman" w:hAnsi="Times New Roman" w:cs="Times New Roman"/>
+          <w:i/>
+          <w:sz w:val="24"/>
+          <w:szCs w:val="24"/>
+        </w:rPr>
         <w:t>2.6</w:t>
       </w:r>
       <w:r>
@@ -4946,16 +5131,13 @@
       </w:r>
       <w:r>
         <w:rPr>
-          <w:rFonts w:ascii="Times New Roman" w:hAnsi="Times New Roman" w:cs="Times New Roman"/>
           <w:position w:val="-28"/>
-          <w:sz w:val="24"/>
-          <w:szCs w:val="24"/>
-        </w:rPr>
-        <w:object w:dxaOrig="3860" w:dyaOrig="680" w14:anchorId="2D369364">
-          <v:shape id="_x0000_i1071" type="#_x0000_t75" style="width:192.8pt;height:33.75pt" o:ole="">
-            <v:imagedata r:id="rId98" o:title=""/>
+        </w:rPr>
+        <w:object w:dxaOrig="3860" w:dyaOrig="680" w14:anchorId="161FBF46">
+          <v:shape id="_x0000_i1393" type="#_x0000_t75" style="width:192.75pt;height:33.75pt" o:ole="">
+            <v:imagedata r:id="rId106" o:title=""/>
           </v:shape>
-          <o:OLEObject Type="Embed" ProgID="Equation.DSMT4" ShapeID="_x0000_i1071" DrawAspect="Content" ObjectID="_1846091061" r:id="rId99"/>
+          <o:OLEObject Type="Embed" ProgID="Equation.DSMT4" ShapeID="_x0000_i1393" DrawAspect="Content" ObjectID="_1850529761" r:id="rId107"/>
         </w:object>
       </w:r>
       <w:r>
@@ -4968,16 +5150,13 @@
       </w:r>
       <w:r>
         <w:rPr>
-          <w:rFonts w:ascii="Times New Roman" w:hAnsi="Times New Roman" w:cs="Times New Roman"/>
           <w:position w:val="-32"/>
-          <w:sz w:val="24"/>
-          <w:szCs w:val="24"/>
-        </w:rPr>
-        <w:object w:dxaOrig="859" w:dyaOrig="920" w14:anchorId="32390DCD">
-          <v:shape id="_x0000_i1072" type="#_x0000_t75" style="width:42.75pt;height:45.75pt" o:ole="">
-            <v:imagedata r:id="rId100" o:title=""/>
+        </w:rPr>
+        <w:object w:dxaOrig="859" w:dyaOrig="920" w14:anchorId="56843CC8">
+          <v:shape id="_x0000_i1398" type="#_x0000_t75" style="width:42.75pt;height:45.75pt" o:ole="">
+            <v:imagedata r:id="rId108" o:title=""/>
           </v:shape>
-          <o:OLEObject Type="Embed" ProgID="Equation.DSMT4" ShapeID="_x0000_i1072" DrawAspect="Content" ObjectID="_1846091062" r:id="rId101"/>
+          <o:OLEObject Type="Embed" ProgID="Equation.DSMT4" ShapeID="_x0000_i1398" DrawAspect="Content" ObjectID="_1850529762" r:id="rId109"/>
         </w:object>
       </w:r>
       <w:r>
@@ -5111,16 +5290,33 @@
     </w:p>
     <w:p>
       <w:pPr>
-        <w:rPr>
-          <w:rFonts w:cs="Times New Roman"/>
-        </w:rPr>
-      </w:pPr>
-      <w:r>
         <w:rPr>
           <w:rFonts w:cs="Times New Roman"/>
           <w:i/>
         </w:rPr>
-        <w:t xml:space="preserve">Note:  Again, it is important to see that our result is a </w:t>
+      </w:pPr>
+      <w:r>
+        <w:rPr>
+          <w:rFonts w:cs="Times New Roman"/>
+          <w:i/>
+        </w:rPr>
+        <w:t>Note</w:t>
+      </w:r>
+      <w:proofErr w:type="gramStart"/>
+      <w:r>
+        <w:rPr>
+          <w:rFonts w:cs="Times New Roman"/>
+          <w:i/>
+        </w:rPr>
+        <w:t>:  Again</w:t>
+      </w:r>
+      <w:proofErr w:type="gramEnd"/>
+      <w:r>
+        <w:rPr>
+          <w:rFonts w:cs="Times New Roman"/>
+          <w:i/>
+        </w:rPr>
+        <w:t xml:space="preserve">, it is important to see that our result is a </w:t>
       </w:r>
       <w:r>
         <w:rPr>
@@ -5138,8 +5334,358 @@
         <w:t>.</w:t>
       </w:r>
     </w:p>
+    <w:p>
+      <w:pPr>
+        <w:rPr>
+          <w:rFonts w:cs="Times New Roman"/>
+        </w:rPr>
+      </w:pPr>
+      <w:r>
+        <w:rPr>
+          <w:rFonts w:cs="Times New Roman"/>
+          <w:b/>
+          <w:bCs/>
+          <w:iCs/>
+          <w:u w:val="single"/>
+        </w:rPr>
+        <w:lastRenderedPageBreak/>
+        <w:t>Example 4:</w:t>
+      </w:r>
+      <w:r>
+        <w:rPr>
+          <w:rFonts w:cs="Times New Roman"/>
+          <w:iCs/>
+        </w:rPr>
+        <w:t xml:space="preserve">  </w:t>
+      </w:r>
+      <w:r>
+        <w:rPr>
+          <w:rFonts w:cs="Times New Roman"/>
+        </w:rPr>
+        <w:t xml:space="preserve">Suppose </w:t>
+      </w:r>
+      <w:r>
+        <w:rPr>
+          <w:position w:val="-28"/>
+        </w:rPr>
+        <w:object w:dxaOrig="3860" w:dyaOrig="680" w14:anchorId="19DF01E9">
+          <v:shape id="_x0000_i1404" type="#_x0000_t75" style="width:192.75pt;height:33.75pt" o:ole="">
+            <v:imagedata r:id="rId110" o:title=""/>
+          </v:shape>
+          <o:OLEObject Type="Embed" ProgID="Equation.DSMT4" ShapeID="_x0000_i1404" DrawAspect="Content" ObjectID="_1850529763" r:id="rId111"/>
+        </w:object>
+      </w:r>
+      <w:r>
+        <w:rPr>
+          <w:rFonts w:cs="Times New Roman"/>
+        </w:rPr>
+        <w:t xml:space="preserve">.  Find </w:t>
+      </w:r>
+      <w:r>
+        <w:rPr>
+          <w:position w:val="-16"/>
+        </w:rPr>
+        <w:object w:dxaOrig="840" w:dyaOrig="440" w14:anchorId="15A2B367">
+          <v:shape id="_x0000_i1410" type="#_x0000_t75" style="width:42pt;height:21.75pt" o:ole="">
+            <v:imagedata r:id="rId112" o:title=""/>
+          </v:shape>
+          <o:OLEObject Type="Embed" ProgID="Equation.DSMT4" ShapeID="_x0000_i1410" DrawAspect="Content" ObjectID="_1850529764" r:id="rId113"/>
+        </w:object>
+      </w:r>
+      <w:r>
+        <w:rPr>
+          <w:rFonts w:cs="Times New Roman"/>
+        </w:rPr>
+        <w:t>.</w:t>
+      </w:r>
+    </w:p>
+    <w:p>
+      <w:pPr>
+        <w:rPr>
+          <w:rFonts w:cs="Times New Roman"/>
+        </w:rPr>
+      </w:pPr>
+    </w:p>
+    <w:p>
+      <w:pPr>
+        <w:rPr>
+          <w:rFonts w:cs="Times New Roman"/>
+          <w:iCs/>
+        </w:rPr>
+      </w:pPr>
+    </w:p>
+    <w:p>
+      <w:pPr>
+        <w:rPr>
+          <w:rFonts w:cs="Times New Roman"/>
+          <w:iCs/>
+        </w:rPr>
+      </w:pPr>
+    </w:p>
+    <w:p>
+      <w:pPr>
+        <w:rPr>
+          <w:rFonts w:cs="Times New Roman"/>
+          <w:iCs/>
+        </w:rPr>
+      </w:pPr>
+    </w:p>
+    <w:p>
+      <w:pPr>
+        <w:rPr>
+          <w:rFonts w:cs="Times New Roman"/>
+          <w:iCs/>
+        </w:rPr>
+      </w:pPr>
+    </w:p>
+    <w:p>
+      <w:pPr>
+        <w:rPr>
+          <w:rFonts w:cs="Times New Roman"/>
+          <w:iCs/>
+        </w:rPr>
+      </w:pPr>
+    </w:p>
+    <w:p>
+      <w:pPr>
+        <w:rPr>
+          <w:rFonts w:cs="Times New Roman"/>
+          <w:iCs/>
+        </w:rPr>
+      </w:pPr>
+    </w:p>
+    <w:p>
+      <w:pPr>
+        <w:rPr>
+          <w:rFonts w:cs="Times New Roman"/>
+          <w:iCs/>
+        </w:rPr>
+      </w:pPr>
+    </w:p>
+    <w:p>
+      <w:pPr>
+        <w:rPr>
+          <w:rFonts w:cs="Times New Roman"/>
+          <w:iCs/>
+        </w:rPr>
+      </w:pPr>
+    </w:p>
+    <w:p>
+      <w:pPr>
+        <w:rPr>
+          <w:rFonts w:cs="Times New Roman"/>
+          <w:iCs/>
+        </w:rPr>
+      </w:pPr>
+    </w:p>
+    <w:p>
+      <w:pPr>
+        <w:rPr>
+          <w:rFonts w:cs="Times New Roman"/>
+          <w:iCs/>
+        </w:rPr>
+      </w:pPr>
+    </w:p>
+    <w:p>
+      <w:pPr>
+        <w:rPr>
+          <w:rFonts w:cs="Times New Roman"/>
+          <w:iCs/>
+        </w:rPr>
+      </w:pPr>
+    </w:p>
+    <w:p>
+      <w:pPr>
+        <w:rPr>
+          <w:rFonts w:cs="Times New Roman"/>
+          <w:iCs/>
+        </w:rPr>
+      </w:pPr>
+    </w:p>
+    <w:p>
+      <w:pPr>
+        <w:rPr>
+          <w:rFonts w:cs="Times New Roman"/>
+          <w:iCs/>
+        </w:rPr>
+      </w:pPr>
+    </w:p>
+    <w:p>
+      <w:pPr>
+        <w:rPr>
+          <w:rFonts w:cs="Times New Roman"/>
+          <w:iCs/>
+        </w:rPr>
+      </w:pPr>
+    </w:p>
+    <w:p>
+      <w:pPr>
+        <w:rPr>
+          <w:rFonts w:cs="Times New Roman"/>
+          <w:iCs/>
+        </w:rPr>
+      </w:pPr>
+    </w:p>
+    <w:p>
+      <w:pPr>
+        <w:rPr>
+          <w:rFonts w:cs="Times New Roman"/>
+          <w:iCs/>
+        </w:rPr>
+      </w:pPr>
+    </w:p>
+    <w:p>
+      <w:pPr>
+        <w:rPr>
+          <w:rFonts w:cs="Times New Roman"/>
+          <w:iCs/>
+        </w:rPr>
+      </w:pPr>
+    </w:p>
+    <w:p>
+      <w:pPr>
+        <w:rPr>
+          <w:rFonts w:cs="Times New Roman"/>
+          <w:iCs/>
+        </w:rPr>
+      </w:pPr>
+    </w:p>
+    <w:p>
+      <w:pPr>
+        <w:rPr>
+          <w:rFonts w:cs="Times New Roman"/>
+          <w:iCs/>
+        </w:rPr>
+      </w:pPr>
+    </w:p>
+    <w:p>
+      <w:pPr>
+        <w:rPr>
+          <w:rFonts w:cs="Times New Roman"/>
+          <w:iCs/>
+        </w:rPr>
+      </w:pPr>
+    </w:p>
+    <w:p>
+      <w:pPr>
+        <w:rPr>
+          <w:rFonts w:cs="Times New Roman"/>
+          <w:iCs/>
+        </w:rPr>
+      </w:pPr>
+    </w:p>
+    <w:p>
+      <w:pPr>
+        <w:rPr>
+          <w:rFonts w:cs="Times New Roman"/>
+          <w:iCs/>
+        </w:rPr>
+      </w:pPr>
+    </w:p>
+    <w:p>
+      <w:pPr>
+        <w:rPr>
+          <w:rFonts w:cs="Times New Roman"/>
+          <w:iCs/>
+        </w:rPr>
+      </w:pPr>
+    </w:p>
+    <w:p>
+      <w:pPr>
+        <w:rPr>
+          <w:rFonts w:cs="Times New Roman"/>
+          <w:iCs/>
+        </w:rPr>
+      </w:pPr>
+    </w:p>
+    <w:p>
+      <w:pPr>
+        <w:rPr>
+          <w:rFonts w:cs="Times New Roman"/>
+          <w:iCs/>
+        </w:rPr>
+      </w:pPr>
+    </w:p>
+    <w:p>
+      <w:pPr>
+        <w:rPr>
+          <w:rFonts w:cs="Times New Roman"/>
+          <w:iCs/>
+        </w:rPr>
+      </w:pPr>
+    </w:p>
+    <w:p>
+      <w:pPr>
+        <w:rPr>
+          <w:rFonts w:cs="Times New Roman"/>
+          <w:i/>
+          <w:iCs/>
+        </w:rPr>
+      </w:pPr>
+    </w:p>
+    <w:p>
+      <w:pPr>
+        <w:rPr>
+          <w:rFonts w:cs="Times New Roman"/>
+          <w:i/>
+          <w:iCs/>
+        </w:rPr>
+      </w:pPr>
+    </w:p>
+    <w:p>
+      <w:pPr>
+        <w:rPr>
+          <w:rFonts w:cs="Times New Roman"/>
+          <w:i/>
+          <w:iCs/>
+        </w:rPr>
+      </w:pPr>
+    </w:p>
+    <w:p>
+      <w:pPr>
+        <w:rPr>
+          <w:rFonts w:cs="Times New Roman"/>
+          <w:i/>
+          <w:iCs/>
+        </w:rPr>
+      </w:pPr>
+      <w:r>
+        <w:rPr>
+          <w:rFonts w:cs="Times New Roman"/>
+          <w:i/>
+          <w:iCs/>
+        </w:rPr>
+        <w:t xml:space="preserve">Note:  If we had been given some initial condition regarding the vector-function </w:t>
+      </w:r>
+      <w:r>
+        <w:rPr>
+          <w:position w:val="-16"/>
+        </w:rPr>
+        <w:object w:dxaOrig="840" w:dyaOrig="440" w14:anchorId="6F9B1587">
+          <v:shape id="_x0000_i1415" type="#_x0000_t75" style="width:42pt;height:21.75pt" o:ole="">
+            <v:imagedata r:id="rId114" o:title=""/>
+          </v:shape>
+          <o:OLEObject Type="Embed" ProgID="Equation.DSMT4" ShapeID="_x0000_i1415" DrawAspect="Content" ObjectID="_1850529765" r:id="rId115"/>
+        </w:object>
+      </w:r>
+      <w:r>
+        <w:rPr>
+          <w:rFonts w:cs="Times New Roman"/>
+          <w:i/>
+          <w:iCs/>
+        </w:rPr>
+        <w:t>, then we could have solved for the values of all the unknown constants.  This is just like initial condition questions from Calculus I.</w:t>
+      </w:r>
+    </w:p>
+    <w:p>
+      <w:pPr>
+        <w:rPr>
+          <w:rFonts w:cs="Times New Roman"/>
+        </w:rPr>
+      </w:pPr>
+    </w:p>
     <w:sectPr>
-      <w:headerReference w:type="first" r:id="rId102"/>
+      <w:headerReference w:type="first" r:id="rId116"/>
       <w:pgSz w:w="12240" w:h="15840"/>
       <w:pgMar w:top="720" w:right="720" w:bottom="720" w:left="720" w:header="720" w:footer="720" w:gutter="0"/>
       <w:cols w:space="720"/>
@@ -5256,6 +5802,7 @@
             </w:rPr>
             <w:t>Chapter 2</w:t>
           </w:r>
+          <w:proofErr w:type="gramStart"/>
           <w:r>
             <w:rPr>
               <w:rFonts w:cs="Times New Roman"/>
@@ -5270,7 +5817,16 @@
               <w:b/>
               <w:sz w:val="32"/>
             </w:rPr>
-            <w:t>Vector-Valued Functions</w:t>
+            <w:t>Vector</w:t>
+          </w:r>
+          <w:proofErr w:type="gramEnd"/>
+          <w:r>
+            <w:rPr>
+              <w:rFonts w:cs="Times New Roman"/>
+              <w:b/>
+              <w:sz w:val="32"/>
+            </w:rPr>
+            <w:t>-Valued Functions</w:t>
           </w:r>
         </w:p>
       </w:tc>
@@ -7387,7 +7943,6 @@
   <w:style w:type="character" w:default="1" w:styleId="DefaultParagraphFont">
     <w:name w:val="Default Paragraph Font"/>
     <w:uiPriority w:val="1"/>
-    <w:semiHidden/>
     <w:unhideWhenUsed/>
   </w:style>
   <w:style w:type="table" w:default="1" w:styleId="TableNormal">
